--- a/hd bài thực hành 1.docx
+++ b/hd bài thực hành 1.docx
@@ -2,7 +2,2040 @@
 <file path=word/document.xml><?xml version="1.0" encoding="utf-8"?>
 <w:document xmlns:wpc="http://schemas.microsoft.com/office/word/2010/wordprocessingCanvas" xmlns:cx="http://schemas.microsoft.com/office/drawing/2014/chartex" xmlns:cx1="http://schemas.microsoft.com/office/drawing/2015/9/8/chartex" xmlns:cx2="http://schemas.microsoft.com/office/drawing/2015/10/21/chartex" xmlns:cx3="http://schemas.microsoft.com/office/drawing/2016/5/9/chartex" xmlns:cx4="http://schemas.microsoft.com/office/drawing/2016/5/10/chartex" xmlns:cx5="http://schemas.microsoft.com/office/drawing/2016/5/11/chartex" xmlns:cx6="http://schemas.microsoft.com/office/drawing/2016/5/12/chartex" xmlns:cx7="http://schemas.microsoft.com/office/drawing/2016/5/13/chartex" xmlns:cx8="http://schemas.microsoft.com/office/drawing/2016/5/14/chartex" xmlns:mc="http://schemas.openxmlformats.org/markup-compatibility/2006" xmlns:aink="http://schemas.microsoft.com/office/drawing/2016/ink" xmlns:am3d="http://schemas.microsoft.com/office/drawing/2017/model3d" xmlns:o="urn:schemas-microsoft-com:office:office" xmlns:oel="http://schemas.microsoft.com/office/2019/extlst" xmlns:r="http://schemas.openxmlformats.org/officeDocument/2006/relationships" xmlns:m="http://schemas.openxmlformats.org/officeDocument/2006/math" xmlns:v="urn:schemas-microsoft-com:vml" xmlns:wp14="http://schemas.microsoft.com/office/word/2010/wordprocessingDrawing" xmlns:wp="http://schemas.openxmlformats.org/drawingml/2006/wordprocessingDrawing" xmlns:w10="urn:schemas-microsoft-com:office:word" xmlns:w="http://schemas.openxmlformats.org/wordprocessingml/2006/main" xmlns:w14="http://schemas.microsoft.com/office/word/2010/wordml" xmlns:w15="http://schemas.microsoft.com/office/word/2012/wordml" xmlns:w16cex="http://schemas.microsoft.com/office/word/2018/wordml/cex" xmlns:w16cid="http://schemas.microsoft.com/office/word/2016/wordml/cid" xmlns:w16="http://schemas.microsoft.com/office/word/2018/wordml" xmlns:w16du="http://schemas.microsoft.com/office/word/2023/wordml/word16du" xmlns:w16sdtdh="http://schemas.microsoft.com/office/word/2020/wordml/sdtdatahash" xmlns:w16sdtfl="http://schemas.microsoft.com/office/word/2024/wordml/sdtformatlock" xmlns:w16se="http://schemas.microsoft.com/office/word/2015/wordml/symex" xmlns:wpg="http://schemas.microsoft.com/office/word/2010/wordprocessingGroup" xmlns:wpi="http://schemas.microsoft.com/office/word/2010/wordprocessingInk" xmlns:wne="http://schemas.microsoft.com/office/word/2006/wordml" xmlns:wps="http://schemas.microsoft.com/office/word/2010/wordprocessingShape" mc:Ignorable="w14 w15 w16se w16cid w16 w16cex w16sdtdh w16sdtfl w16du wp14">
   <w:body>
-    <w:p/>
+    <w:p>
+      <w:pPr>
+        <w:rPr>
+          <w:rFonts w:ascii="Times New Roman" w:hAnsi="Times New Roman" w:cs="Times New Roman"/>
+          <w:sz w:val="44"/>
+          <w:szCs w:val="44"/>
+          <w:lang w:val="vi-VN"/>
+        </w:rPr>
+      </w:pPr>
+      <w:r>
+        <w:rPr>
+          <w:rFonts w:ascii="Times New Roman" w:hAnsi="Times New Roman" w:cs="Times New Roman"/>
+          <w:sz w:val="44"/>
+          <w:szCs w:val="44"/>
+        </w:rPr>
+        <w:t xml:space="preserve">Chọn this pc -&gt; computer-&gt; properties </w:t>
+      </w:r>
+    </w:p>
+    <w:p>
+      <w:pPr>
+        <w:rPr>
+          <w:rFonts w:ascii="Times New Roman" w:hAnsi="Times New Roman" w:cs="Times New Roman"/>
+          <w:sz w:val="44"/>
+          <w:szCs w:val="44"/>
+        </w:rPr>
+      </w:pPr>
+      <w:r>
+        <w:rPr>
+          <w:rFonts w:ascii="Times New Roman" w:hAnsi="Times New Roman" w:cs="Times New Roman"/>
+          <w:sz w:val="44"/>
+          <w:szCs w:val="44"/>
+        </w:rPr>
+        <w:t xml:space="preserve">  </w:t>
+      </w:r>
+      <w:r>
+        <w:rPr>
+          <w:rFonts w:ascii="Times New Roman" w:hAnsi="Times New Roman" w:cs="Times New Roman"/>
+          <w:b/>
+          <w:bCs/>
+          <w:sz w:val="44"/>
+          <w:szCs w:val="44"/>
+        </w:rPr>
+        <w:t>Processor:</w:t>
+      </w:r>
+      <w:r>
+        <w:rPr>
+          <w:rFonts w:ascii="Times New Roman" w:hAnsi="Times New Roman" w:cs="Times New Roman"/>
+          <w:sz w:val="44"/>
+          <w:szCs w:val="44"/>
+        </w:rPr>
+        <w:t xml:space="preserve"> Tên CPU và tốc độ cơ bản.</w:t>
+      </w:r>
+    </w:p>
+    <w:p>
+      <w:pPr>
+        <w:rPr>
+          <w:rFonts w:ascii="Times New Roman" w:hAnsi="Times New Roman" w:cs="Times New Roman"/>
+          <w:sz w:val="44"/>
+          <w:szCs w:val="44"/>
+        </w:rPr>
+      </w:pPr>
+      <w:r>
+        <w:rPr>
+          <w:rFonts w:ascii="Times New Roman" w:hAnsi="Times New Roman" w:cs="Times New Roman"/>
+          <w:sz w:val="44"/>
+          <w:szCs w:val="44"/>
+        </w:rPr>
+        <w:t xml:space="preserve">  </w:t>
+      </w:r>
+      <w:r>
+        <w:rPr>
+          <w:rFonts w:ascii="Times New Roman" w:hAnsi="Times New Roman" w:cs="Times New Roman"/>
+          <w:b/>
+          <w:bCs/>
+          <w:sz w:val="44"/>
+          <w:szCs w:val="44"/>
+        </w:rPr>
+        <w:t>Installed RAM:</w:t>
+      </w:r>
+      <w:r>
+        <w:rPr>
+          <w:rFonts w:ascii="Times New Roman" w:hAnsi="Times New Roman" w:cs="Times New Roman"/>
+          <w:sz w:val="44"/>
+          <w:szCs w:val="44"/>
+        </w:rPr>
+        <w:t xml:space="preserve"> Dung lượng RAM.</w:t>
+      </w:r>
+    </w:p>
+    <w:p>
+      <w:pPr>
+        <w:rPr>
+          <w:rFonts w:ascii="Times New Roman" w:hAnsi="Times New Roman" w:cs="Times New Roman"/>
+          <w:sz w:val="44"/>
+          <w:szCs w:val="44"/>
+        </w:rPr>
+      </w:pPr>
+      <w:r>
+        <w:rPr>
+          <w:rFonts w:ascii="Times New Roman" w:hAnsi="Times New Roman" w:cs="Times New Roman"/>
+          <w:sz w:val="44"/>
+          <w:szCs w:val="44"/>
+        </w:rPr>
+        <w:t xml:space="preserve">  </w:t>
+      </w:r>
+      <w:r>
+        <w:rPr>
+          <w:rFonts w:ascii="Times New Roman" w:hAnsi="Times New Roman" w:cs="Times New Roman"/>
+          <w:b/>
+          <w:bCs/>
+          <w:sz w:val="44"/>
+          <w:szCs w:val="44"/>
+        </w:rPr>
+        <w:t>System type:</w:t>
+      </w:r>
+      <w:r>
+        <w:rPr>
+          <w:rFonts w:ascii="Times New Roman" w:hAnsi="Times New Roman" w:cs="Times New Roman"/>
+          <w:sz w:val="44"/>
+          <w:szCs w:val="44"/>
+        </w:rPr>
+        <w:t xml:space="preserve"> Phiên bản Windows và kiến trúc (64-bit hoặc 32-bit).</w:t>
+      </w:r>
+    </w:p>
+    <w:p>
+      <w:pPr>
+        <w:rPr>
+          <w:rFonts w:ascii="Times New Roman" w:hAnsi="Times New Roman" w:cs="Times New Roman"/>
+          <w:sz w:val="44"/>
+          <w:szCs w:val="44"/>
+          <w:lang w:val="vi-VN"/>
+        </w:rPr>
+      </w:pPr>
+      <w:r>
+        <w:rPr>
+          <w:rFonts w:ascii="Times New Roman" w:hAnsi="Times New Roman" w:cs="Times New Roman"/>
+          <w:sz w:val="44"/>
+          <w:szCs w:val="44"/>
+        </w:rPr>
+        <w:drawing>
+          <wp:inline distT="0" distB="0" distL="0" distR="0" wp14:anchorId="49D75692" wp14:editId="056C7380">
+            <wp:extent cx="5943600" cy="4933315"/>
+            <wp:effectExtent l="0" t="0" r="0" b="635"/>
+            <wp:docPr id="762798256" name="Picture 1"/>
+            <wp:cNvGraphicFramePr>
+              <a:graphicFrameLocks xmlns:a="http://schemas.openxmlformats.org/drawingml/2006/main" noChangeAspect="1"/>
+            </wp:cNvGraphicFramePr>
+            <a:graphic xmlns:a="http://schemas.openxmlformats.org/drawingml/2006/main">
+              <a:graphicData uri="http://schemas.openxmlformats.org/drawingml/2006/picture">
+                <pic:pic xmlns:pic="http://schemas.openxmlformats.org/drawingml/2006/picture">
+                  <pic:nvPicPr>
+                    <pic:cNvPr id="762798256" name=""/>
+                    <pic:cNvPicPr/>
+                  </pic:nvPicPr>
+                  <pic:blipFill>
+                    <a:blip r:embed="rId5"/>
+                    <a:stretch>
+                      <a:fillRect/>
+                    </a:stretch>
+                  </pic:blipFill>
+                  <pic:spPr>
+                    <a:xfrm>
+                      <a:off x="0" y="0"/>
+                      <a:ext cx="5943600" cy="4933315"/>
+                    </a:xfrm>
+                    <a:prstGeom prst="rect">
+                      <a:avLst/>
+                    </a:prstGeom>
+                  </pic:spPr>
+                </pic:pic>
+              </a:graphicData>
+            </a:graphic>
+          </wp:inline>
+        </w:drawing>
+      </w:r>
+    </w:p>
+    <w:p>
+      <w:pPr>
+        <w:rPr>
+          <w:rFonts w:ascii="Times New Roman" w:hAnsi="Times New Roman" w:cs="Times New Roman"/>
+          <w:sz w:val="44"/>
+          <w:szCs w:val="44"/>
+          <w:lang w:val="vi-VN"/>
+        </w:rPr>
+      </w:pPr>
+      <w:r>
+        <w:rPr>
+          <w:rFonts w:ascii="Times New Roman" w:hAnsi="Times New Roman" w:cs="Times New Roman"/>
+          <w:sz w:val="44"/>
+          <w:szCs w:val="44"/>
+          <w:lang w:val="vi-VN"/>
+        </w:rPr>
+        <w:t xml:space="preserve"> Hoặc</w:t>
+      </w:r>
+      <w:r>
+        <w:rPr>
+          <w:rFonts w:ascii="Times New Roman" w:hAnsi="Times New Roman" w:cs="Times New Roman"/>
+          <w:sz w:val="44"/>
+          <w:szCs w:val="44"/>
+          <w:lang w:val="vi-VN"/>
+        </w:rPr>
+        <w:t xml:space="preserve"> ctrl+shift+ esc mở task manager </w:t>
+      </w:r>
+    </w:p>
+    <w:p>
+      <w:pPr>
+        <w:rPr>
+          <w:rFonts w:ascii="Times New Roman" w:hAnsi="Times New Roman" w:cs="Times New Roman"/>
+          <w:sz w:val="40"/>
+          <w:szCs w:val="40"/>
+          <w:lang w:val="vi-VN"/>
+        </w:rPr>
+      </w:pPr>
+      <w:r>
+        <w:rPr>
+          <w:rFonts w:ascii="Times New Roman" w:hAnsi="Times New Roman" w:cs="Times New Roman"/>
+          <w:sz w:val="40"/>
+          <w:szCs w:val="40"/>
+          <w:lang w:val="vi-VN"/>
+        </w:rPr>
+        <w:t>Hoặc windows R gõ dxdiag ấn enter  hoặc gõ msinfo32</w:t>
+      </w:r>
+    </w:p>
+    <w:p>
+      <w:pPr>
+        <w:rPr>
+          <w:rFonts w:ascii="Times New Roman" w:hAnsi="Times New Roman" w:cs="Times New Roman"/>
+          <w:sz w:val="44"/>
+          <w:szCs w:val="44"/>
+          <w:lang w:val="vi-VN"/>
+        </w:rPr>
+      </w:pPr>
+      <w:r>
+        <w:rPr>
+          <w:rFonts w:ascii="Times New Roman" w:hAnsi="Times New Roman" w:cs="Times New Roman"/>
+          <w:sz w:val="44"/>
+          <w:szCs w:val="44"/>
+          <w:lang w:val="vi-VN"/>
+        </w:rPr>
+        <w:lastRenderedPageBreak/>
+        <w:t>Bài 2</w:t>
+      </w:r>
+    </w:p>
+    <w:p>
+      <w:pPr>
+        <w:rPr>
+          <w:rFonts w:ascii="Times New Roman" w:hAnsi="Times New Roman" w:cs="Times New Roman"/>
+          <w:sz w:val="44"/>
+          <w:szCs w:val="44"/>
+          <w:lang w:val="vi-VN"/>
+        </w:rPr>
+      </w:pPr>
+      <w:r>
+        <w:rPr>
+          <w:rFonts w:ascii="Times New Roman" w:hAnsi="Times New Roman" w:cs="Times New Roman"/>
+          <w:sz w:val="44"/>
+          <w:szCs w:val="44"/>
+          <w:lang w:val="vi-VN"/>
+        </w:rPr>
+        <w:t xml:space="preserve"> Cách mở cmd: windows R gõ cmd </w:t>
+      </w:r>
+    </w:p>
+    <w:p>
+      <w:pPr>
+        <w:rPr>
+          <w:rFonts w:ascii="Times New Roman" w:hAnsi="Times New Roman" w:cs="Times New Roman"/>
+          <w:sz w:val="44"/>
+          <w:szCs w:val="44"/>
+          <w:lang w:val="vi-VN"/>
+        </w:rPr>
+      </w:pPr>
+    </w:p>
+    <w:p>
+      <w:pPr>
+        <w:rPr>
+          <w:rFonts w:ascii="Times New Roman" w:hAnsi="Times New Roman" w:cs="Times New Roman"/>
+          <w:sz w:val="44"/>
+          <w:szCs w:val="44"/>
+          <w:lang w:val="vi-VN"/>
+        </w:rPr>
+      </w:pPr>
+    </w:p>
+    <w:p>
+      <w:pPr>
+        <w:rPr>
+          <w:rFonts w:ascii="Times New Roman" w:hAnsi="Times New Roman" w:cs="Times New Roman"/>
+          <w:sz w:val="44"/>
+          <w:szCs w:val="44"/>
+          <w:lang w:val="vi-VN"/>
+        </w:rPr>
+      </w:pPr>
+      <w:r>
+        <w:rPr>
+          <w:rFonts w:ascii="Times New Roman" w:hAnsi="Times New Roman" w:cs="Times New Roman"/>
+          <w:sz w:val="44"/>
+          <w:szCs w:val="44"/>
+          <w:lang w:val="vi-VN"/>
+        </w:rPr>
+        <w:t xml:space="preserve">Cách sd github </w:t>
+      </w:r>
+    </w:p>
+    <w:p>
+      <w:pPr>
+        <w:rPr>
+          <w:rFonts w:ascii="Times New Roman" w:hAnsi="Times New Roman" w:cs="Times New Roman"/>
+          <w:sz w:val="44"/>
+          <w:szCs w:val="44"/>
+        </w:rPr>
+      </w:pPr>
+      <w:r>
+        <w:rPr>
+          <w:rFonts w:ascii="Times New Roman" w:hAnsi="Times New Roman" w:cs="Times New Roman"/>
+          <w:sz w:val="44"/>
+          <w:szCs w:val="44"/>
+        </w:rPr>
+        <w:t xml:space="preserve">Tôi sẽ giải thích chi tiết về </w:t>
+      </w:r>
+      <w:r>
+        <w:rPr>
+          <w:rFonts w:ascii="Times New Roman" w:hAnsi="Times New Roman" w:cs="Times New Roman"/>
+          <w:b/>
+          <w:bCs/>
+          <w:sz w:val="44"/>
+          <w:szCs w:val="44"/>
+        </w:rPr>
+        <w:t>GitHub</w:t>
+      </w:r>
+      <w:r>
+        <w:rPr>
+          <w:rFonts w:ascii="Times New Roman" w:hAnsi="Times New Roman" w:cs="Times New Roman"/>
+          <w:sz w:val="44"/>
+          <w:szCs w:val="44"/>
+        </w:rPr>
+        <w:t xml:space="preserve"> và hướng dẫn bạn quy trình chuẩn để sử dụng nó để </w:t>
+      </w:r>
+      <w:r>
+        <w:rPr>
+          <w:rFonts w:ascii="Times New Roman" w:hAnsi="Times New Roman" w:cs="Times New Roman"/>
+          <w:b/>
+          <w:bCs/>
+          <w:sz w:val="44"/>
+          <w:szCs w:val="44"/>
+        </w:rPr>
+        <w:t>nộp bài tập</w:t>
+      </w:r>
+      <w:r>
+        <w:rPr>
+          <w:rFonts w:ascii="Times New Roman" w:hAnsi="Times New Roman" w:cs="Times New Roman"/>
+          <w:sz w:val="44"/>
+          <w:szCs w:val="44"/>
+        </w:rPr>
+        <w:t>, bao gồm cả các lệnh bạn đã tìm hiểu.</w:t>
+      </w:r>
+    </w:p>
+    <w:p>
+      <w:pPr>
+        <w:rPr>
+          <w:rFonts w:ascii="Times New Roman" w:hAnsi="Times New Roman" w:cs="Times New Roman"/>
+          <w:sz w:val="44"/>
+          <w:szCs w:val="44"/>
+        </w:rPr>
+      </w:pPr>
+      <w:r>
+        <w:rPr>
+          <w:rFonts w:ascii="Times New Roman" w:hAnsi="Times New Roman" w:cs="Times New Roman"/>
+          <w:sz w:val="44"/>
+          <w:szCs w:val="44"/>
+        </w:rPr>
+        <w:pict>
+          <v:rect id="_x0000_i1037" style="width:0;height:1.5pt" o:hralign="center" o:hrstd="t" o:hr="t" fillcolor="#a0a0a0" stroked="f"/>
+        </w:pict>
+      </w:r>
+    </w:p>
+    <w:p>
+      <w:pPr>
+        <w:rPr>
+          <w:rFonts w:ascii="Times New Roman" w:hAnsi="Times New Roman" w:cs="Times New Roman"/>
+          <w:b/>
+          <w:bCs/>
+          <w:sz w:val="44"/>
+          <w:szCs w:val="44"/>
+        </w:rPr>
+      </w:pPr>
+      <w:r>
+        <w:rPr>
+          <w:rFonts w:ascii="Times New Roman" w:hAnsi="Times New Roman" w:cs="Times New Roman"/>
+          <w:b/>
+          <w:bCs/>
+          <w:sz w:val="44"/>
+          <w:szCs w:val="44"/>
+        </w:rPr>
+        <w:t>I. GITHUB LÀ GÌ?</w:t>
+      </w:r>
+    </w:p>
+    <w:p>
+      <w:pPr>
+        <w:rPr>
+          <w:rFonts w:ascii="Times New Roman" w:hAnsi="Times New Roman" w:cs="Times New Roman"/>
+          <w:sz w:val="44"/>
+          <w:szCs w:val="44"/>
+        </w:rPr>
+      </w:pPr>
+      <w:r>
+        <w:rPr>
+          <w:rFonts w:ascii="Times New Roman" w:hAnsi="Times New Roman" w:cs="Times New Roman"/>
+          <w:b/>
+          <w:bCs/>
+          <w:sz w:val="44"/>
+          <w:szCs w:val="44"/>
+        </w:rPr>
+        <w:t>GitHub</w:t>
+      </w:r>
+      <w:r>
+        <w:rPr>
+          <w:rFonts w:ascii="Times New Roman" w:hAnsi="Times New Roman" w:cs="Times New Roman"/>
+          <w:sz w:val="44"/>
+          <w:szCs w:val="44"/>
+        </w:rPr>
+        <w:t xml:space="preserve"> là một nền tảng dịch vụ lưu trữ mã nguồn trực tuyến lớn nhất thế giới, dựa trên hệ thống kiểm soát phiên bản </w:t>
+      </w:r>
+      <w:r>
+        <w:rPr>
+          <w:rFonts w:ascii="Times New Roman" w:hAnsi="Times New Roman" w:cs="Times New Roman"/>
+          <w:b/>
+          <w:bCs/>
+          <w:sz w:val="44"/>
+          <w:szCs w:val="44"/>
+        </w:rPr>
+        <w:t>Git</w:t>
+      </w:r>
+      <w:r>
+        <w:rPr>
+          <w:rFonts w:ascii="Times New Roman" w:hAnsi="Times New Roman" w:cs="Times New Roman"/>
+          <w:sz w:val="44"/>
+          <w:szCs w:val="44"/>
+        </w:rPr>
+        <w:t>.</w:t>
+      </w:r>
+    </w:p>
+    <w:p>
+      <w:pPr>
+        <w:rPr>
+          <w:rFonts w:ascii="Times New Roman" w:hAnsi="Times New Roman" w:cs="Times New Roman"/>
+          <w:sz w:val="44"/>
+          <w:szCs w:val="44"/>
+        </w:rPr>
+      </w:pPr>
+      <w:r>
+        <w:rPr>
+          <w:rFonts w:ascii="Times New Roman" w:hAnsi="Times New Roman" w:cs="Times New Roman"/>
+          <w:sz w:val="44"/>
+          <w:szCs w:val="44"/>
+        </w:rPr>
+        <w:t>Nói một cách dễ hiểu:</w:t>
+      </w:r>
+    </w:p>
+    <w:p>
+      <w:pPr>
+        <w:numPr>
+          <w:ilvl w:val="0"/>
+          <w:numId w:val="1"/>
+        </w:numPr>
+        <w:rPr>
+          <w:rFonts w:ascii="Times New Roman" w:hAnsi="Times New Roman" w:cs="Times New Roman"/>
+          <w:sz w:val="44"/>
+          <w:szCs w:val="44"/>
+        </w:rPr>
+      </w:pPr>
+      <w:r>
+        <w:rPr>
+          <w:rFonts w:ascii="Times New Roman" w:hAnsi="Times New Roman" w:cs="Times New Roman"/>
+          <w:b/>
+          <w:bCs/>
+          <w:sz w:val="44"/>
+          <w:szCs w:val="44"/>
+        </w:rPr>
+        <w:t>Git</w:t>
+      </w:r>
+      <w:r>
+        <w:rPr>
+          <w:rFonts w:ascii="Times New Roman" w:hAnsi="Times New Roman" w:cs="Times New Roman"/>
+          <w:sz w:val="44"/>
+          <w:szCs w:val="44"/>
+        </w:rPr>
+        <w:t xml:space="preserve"> là một </w:t>
+      </w:r>
+      <w:r>
+        <w:rPr>
+          <w:rFonts w:ascii="Times New Roman" w:hAnsi="Times New Roman" w:cs="Times New Roman"/>
+          <w:b/>
+          <w:bCs/>
+          <w:sz w:val="44"/>
+          <w:szCs w:val="44"/>
+        </w:rPr>
+        <w:t>công cụ</w:t>
+      </w:r>
+      <w:r>
+        <w:rPr>
+          <w:rFonts w:ascii="Times New Roman" w:hAnsi="Times New Roman" w:cs="Times New Roman"/>
+          <w:sz w:val="44"/>
+          <w:szCs w:val="44"/>
+        </w:rPr>
+        <w:t xml:space="preserve"> (hệ thống) giúp bạn theo dõi và quản lý mọi thay đổi của mã nguồn (code) trên máy tính cá nhân.</w:t>
+      </w:r>
+    </w:p>
+    <w:p>
+      <w:pPr>
+        <w:numPr>
+          <w:ilvl w:val="0"/>
+          <w:numId w:val="1"/>
+        </w:numPr>
+        <w:rPr>
+          <w:rFonts w:ascii="Times New Roman" w:hAnsi="Times New Roman" w:cs="Times New Roman"/>
+          <w:sz w:val="44"/>
+          <w:szCs w:val="44"/>
+        </w:rPr>
+      </w:pPr>
+      <w:r>
+        <w:rPr>
+          <w:rFonts w:ascii="Times New Roman" w:hAnsi="Times New Roman" w:cs="Times New Roman"/>
+          <w:b/>
+          <w:bCs/>
+          <w:sz w:val="44"/>
+          <w:szCs w:val="44"/>
+        </w:rPr>
+        <w:lastRenderedPageBreak/>
+        <w:t>GitHub</w:t>
+      </w:r>
+      <w:r>
+        <w:rPr>
+          <w:rFonts w:ascii="Times New Roman" w:hAnsi="Times New Roman" w:cs="Times New Roman"/>
+          <w:sz w:val="44"/>
+          <w:szCs w:val="44"/>
+        </w:rPr>
+        <w:t xml:space="preserve"> là một </w:t>
+      </w:r>
+      <w:r>
+        <w:rPr>
+          <w:rFonts w:ascii="Times New Roman" w:hAnsi="Times New Roman" w:cs="Times New Roman"/>
+          <w:b/>
+          <w:bCs/>
+          <w:sz w:val="44"/>
+          <w:szCs w:val="44"/>
+        </w:rPr>
+        <w:t>"đám mây"</w:t>
+      </w:r>
+      <w:r>
+        <w:rPr>
+          <w:rFonts w:ascii="Times New Roman" w:hAnsi="Times New Roman" w:cs="Times New Roman"/>
+          <w:sz w:val="44"/>
+          <w:szCs w:val="44"/>
+        </w:rPr>
+        <w:t xml:space="preserve"> (mạng xã hội/máy chủ) cho phép bạn lưu trữ các dự án Git đó lên mạng internet.</w:t>
+      </w:r>
+    </w:p>
+    <w:p>
+      <w:pPr>
+        <w:rPr>
+          <w:rFonts w:ascii="Times New Roman" w:hAnsi="Times New Roman" w:cs="Times New Roman"/>
+          <w:b/>
+          <w:bCs/>
+          <w:sz w:val="44"/>
+          <w:szCs w:val="44"/>
+        </w:rPr>
+      </w:pPr>
+      <w:r>
+        <w:rPr>
+          <w:rFonts w:ascii="Times New Roman" w:hAnsi="Times New Roman" w:cs="Times New Roman"/>
+          <w:b/>
+          <w:bCs/>
+          <w:sz w:val="44"/>
+          <w:szCs w:val="44"/>
+        </w:rPr>
+        <w:t>Ứng dụng quan trọng của GitHub:</w:t>
+      </w:r>
+    </w:p>
+    <w:p>
+      <w:pPr>
+        <w:numPr>
+          <w:ilvl w:val="0"/>
+          <w:numId w:val="2"/>
+        </w:numPr>
+        <w:rPr>
+          <w:rFonts w:ascii="Times New Roman" w:hAnsi="Times New Roman" w:cs="Times New Roman"/>
+          <w:sz w:val="44"/>
+          <w:szCs w:val="44"/>
+        </w:rPr>
+      </w:pPr>
+      <w:r>
+        <w:rPr>
+          <w:rFonts w:ascii="Times New Roman" w:hAnsi="Times New Roman" w:cs="Times New Roman"/>
+          <w:b/>
+          <w:bCs/>
+          <w:sz w:val="44"/>
+          <w:szCs w:val="44"/>
+        </w:rPr>
+        <w:t>Lưu trữ và Sao lưu:</w:t>
+      </w:r>
+      <w:r>
+        <w:rPr>
+          <w:rFonts w:ascii="Times New Roman" w:hAnsi="Times New Roman" w:cs="Times New Roman"/>
+          <w:sz w:val="44"/>
+          <w:szCs w:val="44"/>
+        </w:rPr>
+        <w:t xml:space="preserve"> Mã nguồn của bạn được lưu trữ an toàn trên đám mây, tránh mất mát nếu máy tính bị hỏng.</w:t>
+      </w:r>
+    </w:p>
+    <w:p>
+      <w:pPr>
+        <w:numPr>
+          <w:ilvl w:val="0"/>
+          <w:numId w:val="2"/>
+        </w:numPr>
+        <w:rPr>
+          <w:rFonts w:ascii="Times New Roman" w:hAnsi="Times New Roman" w:cs="Times New Roman"/>
+          <w:sz w:val="44"/>
+          <w:szCs w:val="44"/>
+        </w:rPr>
+      </w:pPr>
+      <w:r>
+        <w:rPr>
+          <w:rFonts w:ascii="Times New Roman" w:hAnsi="Times New Roman" w:cs="Times New Roman"/>
+          <w:b/>
+          <w:bCs/>
+          <w:sz w:val="44"/>
+          <w:szCs w:val="44"/>
+        </w:rPr>
+        <w:t>Quản lý phiên bản:</w:t>
+      </w:r>
+      <w:r>
+        <w:rPr>
+          <w:rFonts w:ascii="Times New Roman" w:hAnsi="Times New Roman" w:cs="Times New Roman"/>
+          <w:sz w:val="44"/>
+          <w:szCs w:val="44"/>
+        </w:rPr>
+        <w:t xml:space="preserve"> Ghi lại toàn bộ lịch sử thay đổi. Bạn có thể dễ dàng quay lại bất kỳ phiên bản code nào trước đó.</w:t>
+      </w:r>
+    </w:p>
+    <w:p>
+      <w:pPr>
+        <w:numPr>
+          <w:ilvl w:val="0"/>
+          <w:numId w:val="2"/>
+        </w:numPr>
+        <w:rPr>
+          <w:rFonts w:ascii="Times New Roman" w:hAnsi="Times New Roman" w:cs="Times New Roman"/>
+          <w:sz w:val="44"/>
+          <w:szCs w:val="44"/>
+        </w:rPr>
+      </w:pPr>
+      <w:r>
+        <w:rPr>
+          <w:rFonts w:ascii="Times New Roman" w:hAnsi="Times New Roman" w:cs="Times New Roman"/>
+          <w:b/>
+          <w:bCs/>
+          <w:sz w:val="44"/>
+          <w:szCs w:val="44"/>
+        </w:rPr>
+        <w:t>Cộng tác:</w:t>
+      </w:r>
+      <w:r>
+        <w:rPr>
+          <w:rFonts w:ascii="Times New Roman" w:hAnsi="Times New Roman" w:cs="Times New Roman"/>
+          <w:sz w:val="44"/>
+          <w:szCs w:val="44"/>
+        </w:rPr>
+        <w:t xml:space="preserve"> Cho phép nhiều người cùng làm việc trên một dự án mà không dẫm chân lên nhau.</w:t>
+      </w:r>
+    </w:p>
+    <w:p>
+      <w:pPr>
+        <w:numPr>
+          <w:ilvl w:val="0"/>
+          <w:numId w:val="2"/>
+        </w:numPr>
+        <w:rPr>
+          <w:rFonts w:ascii="Times New Roman" w:hAnsi="Times New Roman" w:cs="Times New Roman"/>
+          <w:sz w:val="44"/>
+          <w:szCs w:val="44"/>
+        </w:rPr>
+      </w:pPr>
+      <w:r>
+        <w:rPr>
+          <w:rFonts w:ascii="Times New Roman" w:hAnsi="Times New Roman" w:cs="Times New Roman"/>
+          <w:b/>
+          <w:bCs/>
+          <w:sz w:val="44"/>
+          <w:szCs w:val="44"/>
+        </w:rPr>
+        <w:t>Portfolio:</w:t>
+      </w:r>
+      <w:r>
+        <w:rPr>
+          <w:rFonts w:ascii="Times New Roman" w:hAnsi="Times New Roman" w:cs="Times New Roman"/>
+          <w:sz w:val="44"/>
+          <w:szCs w:val="44"/>
+        </w:rPr>
+        <w:t xml:space="preserve"> GitHub là nơi các lập trình viên trưng bày các dự án cá nhân, đóng vai trò như một hồ sơ năng lực (CV) trực tuyến.</w:t>
+      </w:r>
+    </w:p>
+    <w:p>
+      <w:pPr>
+        <w:rPr>
+          <w:rFonts w:ascii="Times New Roman" w:hAnsi="Times New Roman" w:cs="Times New Roman"/>
+          <w:sz w:val="44"/>
+          <w:szCs w:val="44"/>
+        </w:rPr>
+      </w:pPr>
+      <w:r>
+        <w:rPr>
+          <w:rFonts w:ascii="Times New Roman" w:hAnsi="Times New Roman" w:cs="Times New Roman"/>
+          <w:sz w:val="44"/>
+          <w:szCs w:val="44"/>
+        </w:rPr>
+        <w:pict>
+          <v:rect id="_x0000_i1038" style="width:0;height:1.5pt" o:hralign="center" o:hrstd="t" o:hr="t" fillcolor="#a0a0a0" stroked="f"/>
+        </w:pict>
+      </w:r>
+    </w:p>
+    <w:p>
+      <w:pPr>
+        <w:rPr>
+          <w:rFonts w:ascii="Times New Roman" w:hAnsi="Times New Roman" w:cs="Times New Roman"/>
+          <w:b/>
+          <w:bCs/>
+          <w:sz w:val="44"/>
+          <w:szCs w:val="44"/>
+        </w:rPr>
+      </w:pPr>
+      <w:r>
+        <w:rPr>
+          <w:rFonts w:ascii="Times New Roman" w:hAnsi="Times New Roman" w:cs="Times New Roman"/>
+          <w:b/>
+          <w:bCs/>
+          <w:sz w:val="44"/>
+          <w:szCs w:val="44"/>
+        </w:rPr>
+        <w:t>II. HƯỚNG DẪN SỬ DỤNG GITHUB ĐỂ NỘP BÀI TẬP</w:t>
+      </w:r>
+    </w:p>
+    <w:p>
+      <w:pPr>
+        <w:rPr>
+          <w:rFonts w:ascii="Times New Roman" w:hAnsi="Times New Roman" w:cs="Times New Roman"/>
+          <w:sz w:val="44"/>
+          <w:szCs w:val="44"/>
+        </w:rPr>
+      </w:pPr>
+      <w:r>
+        <w:rPr>
+          <w:rFonts w:ascii="Times New Roman" w:hAnsi="Times New Roman" w:cs="Times New Roman"/>
+          <w:sz w:val="44"/>
+          <w:szCs w:val="44"/>
+        </w:rPr>
+        <w:lastRenderedPageBreak/>
+        <w:t>Quy trình nộp bài tập thông qua GitHub thường diễn ra theo 5 bước chính, sử dụng các lệnh dòng lệnh (Command Line) mà bạn đang thực hành.</w:t>
+      </w:r>
+    </w:p>
+    <w:p>
+      <w:pPr>
+        <w:rPr>
+          <w:rFonts w:ascii="Times New Roman" w:hAnsi="Times New Roman" w:cs="Times New Roman"/>
+          <w:b/>
+          <w:bCs/>
+          <w:sz w:val="44"/>
+          <w:szCs w:val="44"/>
+        </w:rPr>
+      </w:pPr>
+      <w:r>
+        <w:rPr>
+          <w:rFonts w:ascii="Times New Roman" w:hAnsi="Times New Roman" w:cs="Times New Roman"/>
+          <w:b/>
+          <w:bCs/>
+          <w:sz w:val="44"/>
+          <w:szCs w:val="44"/>
+        </w:rPr>
+        <w:t>A. Chuẩn bị</w:t>
+      </w:r>
+    </w:p>
+    <w:p>
+      <w:pPr>
+        <w:numPr>
+          <w:ilvl w:val="0"/>
+          <w:numId w:val="3"/>
+        </w:numPr>
+        <w:rPr>
+          <w:rFonts w:ascii="Times New Roman" w:hAnsi="Times New Roman" w:cs="Times New Roman"/>
+          <w:sz w:val="44"/>
+          <w:szCs w:val="44"/>
+        </w:rPr>
+      </w:pPr>
+      <w:r>
+        <w:rPr>
+          <w:rFonts w:ascii="Times New Roman" w:hAnsi="Times New Roman" w:cs="Times New Roman"/>
+          <w:b/>
+          <w:bCs/>
+          <w:sz w:val="44"/>
+          <w:szCs w:val="44"/>
+        </w:rPr>
+        <w:t>Cài đặt Git:</w:t>
+      </w:r>
+      <w:r>
+        <w:rPr>
+          <w:rFonts w:ascii="Times New Roman" w:hAnsi="Times New Roman" w:cs="Times New Roman"/>
+          <w:sz w:val="44"/>
+          <w:szCs w:val="44"/>
+        </w:rPr>
+        <w:t xml:space="preserve"> Đảm bảo bạn đã cài đặt Git cho Windows và đã </w:t>
+      </w:r>
+      <w:r>
+        <w:rPr>
+          <w:rFonts w:ascii="Times New Roman" w:hAnsi="Times New Roman" w:cs="Times New Roman"/>
+          <w:b/>
+          <w:bCs/>
+          <w:sz w:val="44"/>
+          <w:szCs w:val="44"/>
+        </w:rPr>
+        <w:t>chọn tùy chọn thêm Git vào biến môi trường PATH</w:t>
+      </w:r>
+      <w:r>
+        <w:rPr>
+          <w:rFonts w:ascii="Times New Roman" w:hAnsi="Times New Roman" w:cs="Times New Roman"/>
+          <w:sz w:val="44"/>
+          <w:szCs w:val="44"/>
+        </w:rPr>
+        <w:t xml:space="preserve"> để có thể chạy lệnh git trong CMD/Git Bash.</w:t>
+      </w:r>
+    </w:p>
+    <w:p>
+      <w:pPr>
+        <w:numPr>
+          <w:ilvl w:val="0"/>
+          <w:numId w:val="3"/>
+        </w:numPr>
+        <w:rPr>
+          <w:rFonts w:ascii="Times New Roman" w:hAnsi="Times New Roman" w:cs="Times New Roman"/>
+          <w:sz w:val="44"/>
+          <w:szCs w:val="44"/>
+        </w:rPr>
+      </w:pPr>
+      <w:r>
+        <w:rPr>
+          <w:rFonts w:ascii="Times New Roman" w:hAnsi="Times New Roman" w:cs="Times New Roman"/>
+          <w:b/>
+          <w:bCs/>
+          <w:sz w:val="44"/>
+          <w:szCs w:val="44"/>
+        </w:rPr>
+        <w:t>Tạo tài khoản GitHub:</w:t>
+      </w:r>
+      <w:r>
+        <w:rPr>
+          <w:rFonts w:ascii="Times New Roman" w:hAnsi="Times New Roman" w:cs="Times New Roman"/>
+          <w:sz w:val="44"/>
+          <w:szCs w:val="44"/>
+        </w:rPr>
+        <w:t xml:space="preserve"> Đăng ký một tài khoản miễn phí trên github.com.</w:t>
+      </w:r>
+    </w:p>
+    <w:p>
+      <w:pPr>
+        <w:numPr>
+          <w:ilvl w:val="0"/>
+          <w:numId w:val="3"/>
+        </w:numPr>
+        <w:rPr>
+          <w:rFonts w:ascii="Times New Roman" w:hAnsi="Times New Roman" w:cs="Times New Roman"/>
+          <w:sz w:val="44"/>
+          <w:szCs w:val="44"/>
+        </w:rPr>
+      </w:pPr>
+      <w:r>
+        <w:rPr>
+          <w:rFonts w:ascii="Times New Roman" w:hAnsi="Times New Roman" w:cs="Times New Roman"/>
+          <w:b/>
+          <w:bCs/>
+          <w:sz w:val="44"/>
+          <w:szCs w:val="44"/>
+        </w:rPr>
+        <w:t>Cấu hình Git lần đầu (Nếu chưa làm):</w:t>
+      </w:r>
+      <w:r>
+        <w:rPr>
+          <w:rFonts w:ascii="Times New Roman" w:hAnsi="Times New Roman" w:cs="Times New Roman"/>
+          <w:sz w:val="44"/>
+          <w:szCs w:val="44"/>
+        </w:rPr>
+        <w:t xml:space="preserve"> Mở Git Bash/CMD và thiết lập tên/email của bạn:</w:t>
+      </w:r>
+    </w:p>
+    <w:p>
+      <w:pPr>
+        <w:rPr>
+          <w:rFonts w:ascii="Times New Roman" w:hAnsi="Times New Roman" w:cs="Times New Roman"/>
+          <w:sz w:val="44"/>
+          <w:szCs w:val="44"/>
+        </w:rPr>
+      </w:pPr>
+      <w:r>
+        <w:rPr>
+          <w:rFonts w:ascii="Times New Roman" w:hAnsi="Times New Roman" w:cs="Times New Roman"/>
+          <w:sz w:val="44"/>
+          <w:szCs w:val="44"/>
+        </w:rPr>
+        <w:t>Bash</w:t>
+      </w:r>
+    </w:p>
+    <w:p>
+      <w:pPr>
+        <w:rPr>
+          <w:rFonts w:ascii="Times New Roman" w:hAnsi="Times New Roman" w:cs="Times New Roman"/>
+          <w:sz w:val="44"/>
+          <w:szCs w:val="44"/>
+        </w:rPr>
+      </w:pPr>
+      <w:r>
+        <w:rPr>
+          <w:rFonts w:ascii="Times New Roman" w:hAnsi="Times New Roman" w:cs="Times New Roman"/>
+          <w:sz w:val="44"/>
+          <w:szCs w:val="44"/>
+        </w:rPr>
+        <w:t>git config --global user.name "Tên Của Bạn"</w:t>
+      </w:r>
+    </w:p>
+    <w:p>
+      <w:pPr>
+        <w:rPr>
+          <w:rFonts w:ascii="Times New Roman" w:hAnsi="Times New Roman" w:cs="Times New Roman"/>
+          <w:sz w:val="44"/>
+          <w:szCs w:val="44"/>
+        </w:rPr>
+      </w:pPr>
+      <w:r>
+        <w:rPr>
+          <w:rFonts w:ascii="Times New Roman" w:hAnsi="Times New Roman" w:cs="Times New Roman"/>
+          <w:sz w:val="44"/>
+          <w:szCs w:val="44"/>
+        </w:rPr>
+        <w:t>git config --global user.email "email@example.com"</w:t>
+      </w:r>
+    </w:p>
+    <w:p>
+      <w:pPr>
+        <w:rPr>
+          <w:rFonts w:ascii="Times New Roman" w:hAnsi="Times New Roman" w:cs="Times New Roman"/>
+          <w:b/>
+          <w:bCs/>
+          <w:sz w:val="44"/>
+          <w:szCs w:val="44"/>
+        </w:rPr>
+      </w:pPr>
+      <w:r>
+        <w:rPr>
+          <w:rFonts w:ascii="Times New Roman" w:hAnsi="Times New Roman" w:cs="Times New Roman"/>
+          <w:b/>
+          <w:bCs/>
+          <w:sz w:val="44"/>
+          <w:szCs w:val="44"/>
+        </w:rPr>
+        <w:t>B. Quy trình nộp bài (5 Bước cơ bản)</w:t>
+      </w:r>
+    </w:p>
+    <w:p>
+      <w:pPr>
+        <w:rPr>
+          <w:rFonts w:ascii="Times New Roman" w:hAnsi="Times New Roman" w:cs="Times New Roman"/>
+          <w:b/>
+          <w:bCs/>
+          <w:sz w:val="44"/>
+          <w:szCs w:val="44"/>
+        </w:rPr>
+      </w:pPr>
+      <w:r>
+        <w:rPr>
+          <w:rFonts w:ascii="Times New Roman" w:hAnsi="Times New Roman" w:cs="Times New Roman"/>
+          <w:b/>
+          <w:bCs/>
+          <w:sz w:val="44"/>
+          <w:szCs w:val="44"/>
+        </w:rPr>
+        <w:t>Bước 1: Tạo Repository trống trên GitHub</w:t>
+      </w:r>
+    </w:p>
+    <w:p>
+      <w:pPr>
+        <w:numPr>
+          <w:ilvl w:val="0"/>
+          <w:numId w:val="4"/>
+        </w:numPr>
+        <w:rPr>
+          <w:rFonts w:ascii="Times New Roman" w:hAnsi="Times New Roman" w:cs="Times New Roman"/>
+          <w:sz w:val="44"/>
+          <w:szCs w:val="44"/>
+        </w:rPr>
+      </w:pPr>
+      <w:r>
+        <w:rPr>
+          <w:rFonts w:ascii="Times New Roman" w:hAnsi="Times New Roman" w:cs="Times New Roman"/>
+          <w:sz w:val="44"/>
+          <w:szCs w:val="44"/>
+        </w:rPr>
+        <w:t>Đăng nhập vào github.com.</w:t>
+      </w:r>
+    </w:p>
+    <w:p>
+      <w:pPr>
+        <w:numPr>
+          <w:ilvl w:val="0"/>
+          <w:numId w:val="4"/>
+        </w:numPr>
+        <w:rPr>
+          <w:rFonts w:ascii="Times New Roman" w:hAnsi="Times New Roman" w:cs="Times New Roman"/>
+          <w:sz w:val="44"/>
+          <w:szCs w:val="44"/>
+        </w:rPr>
+      </w:pPr>
+      <w:r>
+        <w:rPr>
+          <w:rFonts w:ascii="Times New Roman" w:hAnsi="Times New Roman" w:cs="Times New Roman"/>
+          <w:sz w:val="44"/>
+          <w:szCs w:val="44"/>
+        </w:rPr>
+        <w:lastRenderedPageBreak/>
+        <w:t xml:space="preserve">Nhấn vào dấu </w:t>
+      </w:r>
+      <w:r>
+        <w:rPr>
+          <w:rFonts w:ascii="Times New Roman" w:hAnsi="Times New Roman" w:cs="Times New Roman"/>
+          <w:b/>
+          <w:bCs/>
+          <w:sz w:val="44"/>
+          <w:szCs w:val="44"/>
+        </w:rPr>
+        <w:t>+</w:t>
+      </w:r>
+      <w:r>
+        <w:rPr>
+          <w:rFonts w:ascii="Times New Roman" w:hAnsi="Times New Roman" w:cs="Times New Roman"/>
+          <w:sz w:val="44"/>
+          <w:szCs w:val="44"/>
+        </w:rPr>
+        <w:t xml:space="preserve"> ở góc trên bên phải, chọn </w:t>
+      </w:r>
+      <w:r>
+        <w:rPr>
+          <w:rFonts w:ascii="Times New Roman" w:hAnsi="Times New Roman" w:cs="Times New Roman"/>
+          <w:b/>
+          <w:bCs/>
+          <w:sz w:val="44"/>
+          <w:szCs w:val="44"/>
+        </w:rPr>
+        <w:t>New repository</w:t>
+      </w:r>
+      <w:r>
+        <w:rPr>
+          <w:rFonts w:ascii="Times New Roman" w:hAnsi="Times New Roman" w:cs="Times New Roman"/>
+          <w:sz w:val="44"/>
+          <w:szCs w:val="44"/>
+        </w:rPr>
+        <w:t>.</w:t>
+      </w:r>
+    </w:p>
+    <w:p>
+      <w:pPr>
+        <w:numPr>
+          <w:ilvl w:val="0"/>
+          <w:numId w:val="4"/>
+        </w:numPr>
+        <w:rPr>
+          <w:rFonts w:ascii="Times New Roman" w:hAnsi="Times New Roman" w:cs="Times New Roman"/>
+          <w:sz w:val="44"/>
+          <w:szCs w:val="44"/>
+        </w:rPr>
+      </w:pPr>
+      <w:r>
+        <w:rPr>
+          <w:rFonts w:ascii="Times New Roman" w:hAnsi="Times New Roman" w:cs="Times New Roman"/>
+          <w:b/>
+          <w:bCs/>
+          <w:sz w:val="44"/>
+          <w:szCs w:val="44"/>
+        </w:rPr>
+        <w:t>Repository name:</w:t>
+      </w:r>
+      <w:r>
+        <w:rPr>
+          <w:rFonts w:ascii="Times New Roman" w:hAnsi="Times New Roman" w:cs="Times New Roman"/>
+          <w:sz w:val="44"/>
+          <w:szCs w:val="44"/>
+        </w:rPr>
+        <w:t xml:space="preserve"> Đặt tên cho bài tập (ví dụ: Assignment-01-Web-Design).</w:t>
+      </w:r>
+    </w:p>
+    <w:p>
+      <w:pPr>
+        <w:numPr>
+          <w:ilvl w:val="0"/>
+          <w:numId w:val="4"/>
+        </w:numPr>
+        <w:rPr>
+          <w:rFonts w:ascii="Times New Roman" w:hAnsi="Times New Roman" w:cs="Times New Roman"/>
+          <w:sz w:val="44"/>
+          <w:szCs w:val="44"/>
+        </w:rPr>
+      </w:pPr>
+      <w:r>
+        <w:rPr>
+          <w:rFonts w:ascii="Times New Roman" w:hAnsi="Times New Roman" w:cs="Times New Roman"/>
+          <w:b/>
+          <w:bCs/>
+          <w:sz w:val="44"/>
+          <w:szCs w:val="44"/>
+        </w:rPr>
+        <w:t>Description:</w:t>
+      </w:r>
+      <w:r>
+        <w:rPr>
+          <w:rFonts w:ascii="Times New Roman" w:hAnsi="Times New Roman" w:cs="Times New Roman"/>
+          <w:sz w:val="44"/>
+          <w:szCs w:val="44"/>
+        </w:rPr>
+        <w:t xml:space="preserve"> (Tùy chọn) Mô tả ngắn gọn về bài nộp.</w:t>
+      </w:r>
+    </w:p>
+    <w:p>
+      <w:pPr>
+        <w:numPr>
+          <w:ilvl w:val="0"/>
+          <w:numId w:val="4"/>
+        </w:numPr>
+        <w:rPr>
+          <w:rFonts w:ascii="Times New Roman" w:hAnsi="Times New Roman" w:cs="Times New Roman"/>
+          <w:sz w:val="44"/>
+          <w:szCs w:val="44"/>
+        </w:rPr>
+      </w:pPr>
+      <w:r>
+        <w:rPr>
+          <w:rFonts w:ascii="Times New Roman" w:hAnsi="Times New Roman" w:cs="Times New Roman"/>
+          <w:b/>
+          <w:bCs/>
+          <w:sz w:val="44"/>
+          <w:szCs w:val="44"/>
+        </w:rPr>
+        <w:t>Visibility:</w:t>
+      </w:r>
+      <w:r>
+        <w:rPr>
+          <w:rFonts w:ascii="Times New Roman" w:hAnsi="Times New Roman" w:cs="Times New Roman"/>
+          <w:sz w:val="44"/>
+          <w:szCs w:val="44"/>
+        </w:rPr>
+        <w:t xml:space="preserve"> Thường chọn </w:t>
+      </w:r>
+      <w:r>
+        <w:rPr>
+          <w:rFonts w:ascii="Times New Roman" w:hAnsi="Times New Roman" w:cs="Times New Roman"/>
+          <w:b/>
+          <w:bCs/>
+          <w:sz w:val="44"/>
+          <w:szCs w:val="44"/>
+        </w:rPr>
+        <w:t>Public</w:t>
+      </w:r>
+      <w:r>
+        <w:rPr>
+          <w:rFonts w:ascii="Times New Roman" w:hAnsi="Times New Roman" w:cs="Times New Roman"/>
+          <w:sz w:val="44"/>
+          <w:szCs w:val="44"/>
+        </w:rPr>
+        <w:t xml:space="preserve"> để giáo viên có thể xem.</w:t>
+      </w:r>
+    </w:p>
+    <w:p>
+      <w:pPr>
+        <w:numPr>
+          <w:ilvl w:val="0"/>
+          <w:numId w:val="4"/>
+        </w:numPr>
+        <w:rPr>
+          <w:rFonts w:ascii="Times New Roman" w:hAnsi="Times New Roman" w:cs="Times New Roman"/>
+          <w:sz w:val="44"/>
+          <w:szCs w:val="44"/>
+        </w:rPr>
+      </w:pPr>
+      <w:r>
+        <w:rPr>
+          <w:rFonts w:ascii="Times New Roman" w:hAnsi="Times New Roman" w:cs="Times New Roman"/>
+          <w:b/>
+          <w:bCs/>
+          <w:sz w:val="44"/>
+          <w:szCs w:val="44"/>
+        </w:rPr>
+        <w:t>Không chọn</w:t>
+      </w:r>
+      <w:r>
+        <w:rPr>
+          <w:rFonts w:ascii="Times New Roman" w:hAnsi="Times New Roman" w:cs="Times New Roman"/>
+          <w:sz w:val="44"/>
+          <w:szCs w:val="44"/>
+        </w:rPr>
+        <w:t xml:space="preserve"> các tùy chọn README, .gitignore, License. (Vì chúng ta sẽ thêm từ máy cục bộ).</w:t>
+      </w:r>
+    </w:p>
+    <w:p>
+      <w:pPr>
+        <w:numPr>
+          <w:ilvl w:val="0"/>
+          <w:numId w:val="4"/>
+        </w:numPr>
+        <w:rPr>
+          <w:rFonts w:ascii="Times New Roman" w:hAnsi="Times New Roman" w:cs="Times New Roman"/>
+          <w:sz w:val="44"/>
+          <w:szCs w:val="44"/>
+        </w:rPr>
+      </w:pPr>
+      <w:r>
+        <w:rPr>
+          <w:rFonts w:ascii="Times New Roman" w:hAnsi="Times New Roman" w:cs="Times New Roman"/>
+          <w:sz w:val="44"/>
+          <w:szCs w:val="44"/>
+        </w:rPr>
+        <w:t xml:space="preserve">Nhấn </w:t>
+      </w:r>
+      <w:r>
+        <w:rPr>
+          <w:rFonts w:ascii="Times New Roman" w:hAnsi="Times New Roman" w:cs="Times New Roman"/>
+          <w:b/>
+          <w:bCs/>
+          <w:sz w:val="44"/>
+          <w:szCs w:val="44"/>
+        </w:rPr>
+        <w:t>Create repository</w:t>
+      </w:r>
+      <w:r>
+        <w:rPr>
+          <w:rFonts w:ascii="Times New Roman" w:hAnsi="Times New Roman" w:cs="Times New Roman"/>
+          <w:sz w:val="44"/>
+          <w:szCs w:val="44"/>
+        </w:rPr>
+        <w:t>.</w:t>
+      </w:r>
+    </w:p>
+    <w:p>
+      <w:pPr>
+        <w:numPr>
+          <w:ilvl w:val="0"/>
+          <w:numId w:val="4"/>
+        </w:numPr>
+        <w:rPr>
+          <w:rFonts w:ascii="Times New Roman" w:hAnsi="Times New Roman" w:cs="Times New Roman"/>
+          <w:sz w:val="44"/>
+          <w:szCs w:val="44"/>
+        </w:rPr>
+      </w:pPr>
+      <w:r>
+        <w:rPr>
+          <w:rFonts w:ascii="Times New Roman" w:hAnsi="Times New Roman" w:cs="Times New Roman"/>
+          <w:b/>
+          <w:bCs/>
+          <w:sz w:val="44"/>
+          <w:szCs w:val="44"/>
+        </w:rPr>
+        <w:t>Sao chép URL:</w:t>
+      </w:r>
+      <w:r>
+        <w:rPr>
+          <w:rFonts w:ascii="Times New Roman" w:hAnsi="Times New Roman" w:cs="Times New Roman"/>
+          <w:sz w:val="44"/>
+          <w:szCs w:val="44"/>
+        </w:rPr>
+        <w:t xml:space="preserve"> Sau khi tạo, bạn sẽ thấy một trang hướng dẫn. Hãy </w:t>
+      </w:r>
+      <w:r>
+        <w:rPr>
+          <w:rFonts w:ascii="Times New Roman" w:hAnsi="Times New Roman" w:cs="Times New Roman"/>
+          <w:b/>
+          <w:bCs/>
+          <w:sz w:val="44"/>
+          <w:szCs w:val="44"/>
+        </w:rPr>
+        <w:t>sao chép URL</w:t>
+      </w:r>
+      <w:r>
+        <w:rPr>
+          <w:rFonts w:ascii="Times New Roman" w:hAnsi="Times New Roman" w:cs="Times New Roman"/>
+          <w:sz w:val="44"/>
+          <w:szCs w:val="44"/>
+        </w:rPr>
+        <w:t xml:space="preserve"> của Repo đó (thường là HTTPS - ví dụ: [https://github.com/username/ten-du-an.git](https://github.com/username/ten-du-an.git)).</w:t>
+      </w:r>
+    </w:p>
+    <w:p>
+      <w:pPr>
+        <w:rPr>
+          <w:rFonts w:ascii="Times New Roman" w:hAnsi="Times New Roman" w:cs="Times New Roman"/>
+          <w:b/>
+          <w:bCs/>
+          <w:sz w:val="44"/>
+          <w:szCs w:val="44"/>
+        </w:rPr>
+      </w:pPr>
+      <w:r>
+        <w:rPr>
+          <w:rFonts w:ascii="Times New Roman" w:hAnsi="Times New Roman" w:cs="Times New Roman"/>
+          <w:b/>
+          <w:bCs/>
+          <w:sz w:val="44"/>
+          <w:szCs w:val="44"/>
+        </w:rPr>
+        <w:t>Bước 2: Chuẩn bị Dự án trên Máy tính cục bộ (Local)</w:t>
+      </w:r>
+    </w:p>
+    <w:p>
+      <w:pPr>
+        <w:numPr>
+          <w:ilvl w:val="0"/>
+          <w:numId w:val="5"/>
+        </w:numPr>
+        <w:rPr>
+          <w:rFonts w:ascii="Times New Roman" w:hAnsi="Times New Roman" w:cs="Times New Roman"/>
+          <w:sz w:val="44"/>
+          <w:szCs w:val="44"/>
+        </w:rPr>
+      </w:pPr>
+      <w:r>
+        <w:rPr>
+          <w:rFonts w:ascii="Times New Roman" w:hAnsi="Times New Roman" w:cs="Times New Roman"/>
+          <w:b/>
+          <w:bCs/>
+          <w:sz w:val="44"/>
+          <w:szCs w:val="44"/>
+        </w:rPr>
+        <w:lastRenderedPageBreak/>
+        <w:t>Tổ chức file:</w:t>
+      </w:r>
+      <w:r>
+        <w:rPr>
+          <w:rFonts w:ascii="Times New Roman" w:hAnsi="Times New Roman" w:cs="Times New Roman"/>
+          <w:sz w:val="44"/>
+          <w:szCs w:val="44"/>
+        </w:rPr>
+        <w:t xml:space="preserve"> Đảm bảo tất cả các file bài làm của bạn (HTML, CSS, code, v.v.) đã được đặt trong </w:t>
+      </w:r>
+      <w:r>
+        <w:rPr>
+          <w:rFonts w:ascii="Times New Roman" w:hAnsi="Times New Roman" w:cs="Times New Roman"/>
+          <w:b/>
+          <w:bCs/>
+          <w:sz w:val="44"/>
+          <w:szCs w:val="44"/>
+        </w:rPr>
+        <w:t>một thư mục duy nhất</w:t>
+      </w:r>
+      <w:r>
+        <w:rPr>
+          <w:rFonts w:ascii="Times New Roman" w:hAnsi="Times New Roman" w:cs="Times New Roman"/>
+          <w:sz w:val="44"/>
+          <w:szCs w:val="44"/>
+        </w:rPr>
+        <w:t xml:space="preserve"> trên máy tính.</w:t>
+      </w:r>
+    </w:p>
+    <w:p>
+      <w:pPr>
+        <w:numPr>
+          <w:ilvl w:val="0"/>
+          <w:numId w:val="5"/>
+        </w:numPr>
+        <w:rPr>
+          <w:rFonts w:ascii="Times New Roman" w:hAnsi="Times New Roman" w:cs="Times New Roman"/>
+          <w:sz w:val="44"/>
+          <w:szCs w:val="44"/>
+        </w:rPr>
+      </w:pPr>
+      <w:r>
+        <w:rPr>
+          <w:rFonts w:ascii="Times New Roman" w:hAnsi="Times New Roman" w:cs="Times New Roman"/>
+          <w:b/>
+          <w:bCs/>
+          <w:sz w:val="44"/>
+          <w:szCs w:val="44"/>
+        </w:rPr>
+        <w:t>Mở dòng lệnh:</w:t>
+      </w:r>
+      <w:r>
+        <w:rPr>
+          <w:rFonts w:ascii="Times New Roman" w:hAnsi="Times New Roman" w:cs="Times New Roman"/>
+          <w:sz w:val="44"/>
+          <w:szCs w:val="44"/>
+        </w:rPr>
+        <w:t xml:space="preserve"> Mở </w:t>
+      </w:r>
+      <w:r>
+        <w:rPr>
+          <w:rFonts w:ascii="Times New Roman" w:hAnsi="Times New Roman" w:cs="Times New Roman"/>
+          <w:b/>
+          <w:bCs/>
+          <w:sz w:val="44"/>
+          <w:szCs w:val="44"/>
+        </w:rPr>
+        <w:t>Git Bash</w:t>
+      </w:r>
+      <w:r>
+        <w:rPr>
+          <w:rFonts w:ascii="Times New Roman" w:hAnsi="Times New Roman" w:cs="Times New Roman"/>
+          <w:sz w:val="44"/>
+          <w:szCs w:val="44"/>
+        </w:rPr>
+        <w:t xml:space="preserve"> (hoặc CMD/PowerShell) và di chuyển vào thư mục dự án này.</w:t>
+      </w:r>
+    </w:p>
+    <w:p>
+      <w:pPr>
+        <w:rPr>
+          <w:rFonts w:ascii="Times New Roman" w:hAnsi="Times New Roman" w:cs="Times New Roman"/>
+          <w:sz w:val="44"/>
+          <w:szCs w:val="44"/>
+        </w:rPr>
+      </w:pPr>
+      <w:r>
+        <w:rPr>
+          <w:rFonts w:ascii="Times New Roman" w:hAnsi="Times New Roman" w:cs="Times New Roman"/>
+          <w:sz w:val="44"/>
+          <w:szCs w:val="44"/>
+        </w:rPr>
+        <w:t>Bash</w:t>
+      </w:r>
+    </w:p>
+    <w:p>
+      <w:pPr>
+        <w:rPr>
+          <w:rFonts w:ascii="Times New Roman" w:hAnsi="Times New Roman" w:cs="Times New Roman"/>
+          <w:sz w:val="44"/>
+          <w:szCs w:val="44"/>
+        </w:rPr>
+      </w:pPr>
+      <w:r>
+        <w:rPr>
+          <w:rFonts w:ascii="Times New Roman" w:hAnsi="Times New Roman" w:cs="Times New Roman"/>
+          <w:sz w:val="44"/>
+          <w:szCs w:val="44"/>
+        </w:rPr>
+        <w:t>cd &lt;Đường_dẫn_đến_thư_mục_bài_tập&gt;</w:t>
+      </w:r>
+    </w:p>
+    <w:p>
+      <w:pPr>
+        <w:numPr>
+          <w:ilvl w:val="0"/>
+          <w:numId w:val="5"/>
+        </w:numPr>
+        <w:rPr>
+          <w:rFonts w:ascii="Times New Roman" w:hAnsi="Times New Roman" w:cs="Times New Roman"/>
+          <w:sz w:val="44"/>
+          <w:szCs w:val="44"/>
+        </w:rPr>
+      </w:pPr>
+      <w:r>
+        <w:rPr>
+          <w:rFonts w:ascii="Times New Roman" w:hAnsi="Times New Roman" w:cs="Times New Roman"/>
+          <w:b/>
+          <w:bCs/>
+          <w:sz w:val="44"/>
+          <w:szCs w:val="44"/>
+        </w:rPr>
+        <w:t>Khởi tạo Git cục bộ:</w:t>
+      </w:r>
+    </w:p>
+    <w:p>
+      <w:pPr>
+        <w:rPr>
+          <w:rFonts w:ascii="Times New Roman" w:hAnsi="Times New Roman" w:cs="Times New Roman"/>
+          <w:sz w:val="44"/>
+          <w:szCs w:val="44"/>
+        </w:rPr>
+      </w:pPr>
+      <w:r>
+        <w:rPr>
+          <w:rFonts w:ascii="Times New Roman" w:hAnsi="Times New Roman" w:cs="Times New Roman"/>
+          <w:sz w:val="44"/>
+          <w:szCs w:val="44"/>
+        </w:rPr>
+        <w:t>Bash</w:t>
+      </w:r>
+    </w:p>
+    <w:p>
+      <w:pPr>
+        <w:rPr>
+          <w:rFonts w:ascii="Times New Roman" w:hAnsi="Times New Roman" w:cs="Times New Roman"/>
+          <w:sz w:val="44"/>
+          <w:szCs w:val="44"/>
+        </w:rPr>
+      </w:pPr>
+      <w:r>
+        <w:rPr>
+          <w:rFonts w:ascii="Times New Roman" w:hAnsi="Times New Roman" w:cs="Times New Roman"/>
+          <w:sz w:val="44"/>
+          <w:szCs w:val="44"/>
+        </w:rPr>
+        <w:t>git init</w:t>
+      </w:r>
+    </w:p>
+    <w:p>
+      <w:pPr>
+        <w:rPr>
+          <w:rFonts w:ascii="Times New Roman" w:hAnsi="Times New Roman" w:cs="Times New Roman"/>
+          <w:b/>
+          <w:bCs/>
+          <w:sz w:val="44"/>
+          <w:szCs w:val="44"/>
+        </w:rPr>
+      </w:pPr>
+      <w:r>
+        <w:rPr>
+          <w:rFonts w:ascii="Times New Roman" w:hAnsi="Times New Roman" w:cs="Times New Roman"/>
+          <w:b/>
+          <w:bCs/>
+          <w:sz w:val="44"/>
+          <w:szCs w:val="44"/>
+        </w:rPr>
+        <w:t>Bước 3: Đưa Code vào Staging và Commit (Lưu)</w:t>
+      </w:r>
+    </w:p>
+    <w:p>
+      <w:pPr>
+        <w:numPr>
+          <w:ilvl w:val="0"/>
+          <w:numId w:val="6"/>
+        </w:numPr>
+        <w:rPr>
+          <w:rFonts w:ascii="Times New Roman" w:hAnsi="Times New Roman" w:cs="Times New Roman"/>
+          <w:sz w:val="44"/>
+          <w:szCs w:val="44"/>
+        </w:rPr>
+      </w:pPr>
+      <w:r>
+        <w:rPr>
+          <w:rFonts w:ascii="Times New Roman" w:hAnsi="Times New Roman" w:cs="Times New Roman"/>
+          <w:b/>
+          <w:bCs/>
+          <w:sz w:val="44"/>
+          <w:szCs w:val="44"/>
+        </w:rPr>
+        <w:t>Thêm tất cả file vào Staging:</w:t>
+      </w:r>
+      <w:r>
+        <w:rPr>
+          <w:rFonts w:ascii="Times New Roman" w:hAnsi="Times New Roman" w:cs="Times New Roman"/>
+          <w:sz w:val="44"/>
+          <w:szCs w:val="44"/>
+        </w:rPr>
+        <w:t xml:space="preserve"> (Sử dụng dấu chấm . để thêm tất cả file trong thư mục)</w:t>
+      </w:r>
+    </w:p>
+    <w:p>
+      <w:pPr>
+        <w:rPr>
+          <w:rFonts w:ascii="Times New Roman" w:hAnsi="Times New Roman" w:cs="Times New Roman"/>
+          <w:sz w:val="44"/>
+          <w:szCs w:val="44"/>
+        </w:rPr>
+      </w:pPr>
+      <w:r>
+        <w:rPr>
+          <w:rFonts w:ascii="Times New Roman" w:hAnsi="Times New Roman" w:cs="Times New Roman"/>
+          <w:sz w:val="44"/>
+          <w:szCs w:val="44"/>
+        </w:rPr>
+        <w:t>Bash</w:t>
+      </w:r>
+    </w:p>
+    <w:p>
+      <w:pPr>
+        <w:rPr>
+          <w:rFonts w:ascii="Times New Roman" w:hAnsi="Times New Roman" w:cs="Times New Roman"/>
+          <w:sz w:val="44"/>
+          <w:szCs w:val="44"/>
+        </w:rPr>
+      </w:pPr>
+      <w:r>
+        <w:rPr>
+          <w:rFonts w:ascii="Times New Roman" w:hAnsi="Times New Roman" w:cs="Times New Roman"/>
+          <w:sz w:val="44"/>
+          <w:szCs w:val="44"/>
+        </w:rPr>
+        <w:t>git add .</w:t>
+      </w:r>
+    </w:p>
+    <w:p>
+      <w:pPr>
+        <w:numPr>
+          <w:ilvl w:val="0"/>
+          <w:numId w:val="6"/>
+        </w:numPr>
+        <w:rPr>
+          <w:rFonts w:ascii="Times New Roman" w:hAnsi="Times New Roman" w:cs="Times New Roman"/>
+          <w:sz w:val="44"/>
+          <w:szCs w:val="44"/>
+        </w:rPr>
+      </w:pPr>
+      <w:r>
+        <w:rPr>
+          <w:rFonts w:ascii="Times New Roman" w:hAnsi="Times New Roman" w:cs="Times New Roman"/>
+          <w:b/>
+          <w:bCs/>
+          <w:sz w:val="44"/>
+          <w:szCs w:val="44"/>
+        </w:rPr>
+        <w:t>Lưu lịch sử (Commit):</w:t>
+      </w:r>
+      <w:r>
+        <w:rPr>
+          <w:rFonts w:ascii="Times New Roman" w:hAnsi="Times New Roman" w:cs="Times New Roman"/>
+          <w:sz w:val="44"/>
+          <w:szCs w:val="44"/>
+        </w:rPr>
+        <w:t xml:space="preserve"> (Thêm thông điệp mô tả bài nộp)</w:t>
+      </w:r>
+    </w:p>
+    <w:p>
+      <w:pPr>
+        <w:rPr>
+          <w:rFonts w:ascii="Times New Roman" w:hAnsi="Times New Roman" w:cs="Times New Roman"/>
+          <w:sz w:val="44"/>
+          <w:szCs w:val="44"/>
+        </w:rPr>
+      </w:pPr>
+      <w:r>
+        <w:rPr>
+          <w:rFonts w:ascii="Times New Roman" w:hAnsi="Times New Roman" w:cs="Times New Roman"/>
+          <w:sz w:val="44"/>
+          <w:szCs w:val="44"/>
+        </w:rPr>
+        <w:lastRenderedPageBreak/>
+        <w:t>Bash</w:t>
+      </w:r>
+    </w:p>
+    <w:p>
+      <w:pPr>
+        <w:rPr>
+          <w:rFonts w:ascii="Times New Roman" w:hAnsi="Times New Roman" w:cs="Times New Roman"/>
+          <w:sz w:val="44"/>
+          <w:szCs w:val="44"/>
+        </w:rPr>
+      </w:pPr>
+      <w:r>
+        <w:rPr>
+          <w:rFonts w:ascii="Times New Roman" w:hAnsi="Times New Roman" w:cs="Times New Roman"/>
+          <w:sz w:val="44"/>
+          <w:szCs w:val="44"/>
+        </w:rPr>
+        <w:t>git commit -m "Nop bai tap Assignment 01: Hoan thanh giao dien chinh"</w:t>
+      </w:r>
+    </w:p>
+    <w:p>
+      <w:pPr>
+        <w:numPr>
+          <w:ilvl w:val="0"/>
+          <w:numId w:val="6"/>
+        </w:numPr>
+        <w:rPr>
+          <w:rFonts w:ascii="Times New Roman" w:hAnsi="Times New Roman" w:cs="Times New Roman"/>
+          <w:sz w:val="44"/>
+          <w:szCs w:val="44"/>
+        </w:rPr>
+      </w:pPr>
+      <w:r>
+        <w:rPr>
+          <w:rFonts w:ascii="Times New Roman" w:hAnsi="Times New Roman" w:cs="Times New Roman"/>
+          <w:b/>
+          <w:bCs/>
+          <w:sz w:val="44"/>
+          <w:szCs w:val="44"/>
+        </w:rPr>
+        <w:t>Đổi tên nhánh:</w:t>
+      </w:r>
+      <w:r>
+        <w:rPr>
+          <w:rFonts w:ascii="Times New Roman" w:hAnsi="Times New Roman" w:cs="Times New Roman"/>
+          <w:sz w:val="44"/>
+          <w:szCs w:val="44"/>
+        </w:rPr>
+        <w:t xml:space="preserve"> (Đảm bảo nhánh chính tên là main)</w:t>
+      </w:r>
+    </w:p>
+    <w:p>
+      <w:pPr>
+        <w:rPr>
+          <w:rFonts w:ascii="Times New Roman" w:hAnsi="Times New Roman" w:cs="Times New Roman"/>
+          <w:sz w:val="44"/>
+          <w:szCs w:val="44"/>
+        </w:rPr>
+      </w:pPr>
+      <w:r>
+        <w:rPr>
+          <w:rFonts w:ascii="Times New Roman" w:hAnsi="Times New Roman" w:cs="Times New Roman"/>
+          <w:sz w:val="44"/>
+          <w:szCs w:val="44"/>
+        </w:rPr>
+        <w:t>Bash</w:t>
+      </w:r>
+    </w:p>
+    <w:p>
+      <w:pPr>
+        <w:rPr>
+          <w:rFonts w:ascii="Times New Roman" w:hAnsi="Times New Roman" w:cs="Times New Roman"/>
+          <w:sz w:val="44"/>
+          <w:szCs w:val="44"/>
+        </w:rPr>
+      </w:pPr>
+      <w:r>
+        <w:rPr>
+          <w:rFonts w:ascii="Times New Roman" w:hAnsi="Times New Roman" w:cs="Times New Roman"/>
+          <w:sz w:val="44"/>
+          <w:szCs w:val="44"/>
+        </w:rPr>
+        <w:t>git branch -M main</w:t>
+      </w:r>
+    </w:p>
+    <w:p>
+      <w:pPr>
+        <w:rPr>
+          <w:rFonts w:ascii="Times New Roman" w:hAnsi="Times New Roman" w:cs="Times New Roman"/>
+          <w:b/>
+          <w:bCs/>
+          <w:sz w:val="44"/>
+          <w:szCs w:val="44"/>
+        </w:rPr>
+      </w:pPr>
+      <w:r>
+        <w:rPr>
+          <w:rFonts w:ascii="Times New Roman" w:hAnsi="Times New Roman" w:cs="Times New Roman"/>
+          <w:b/>
+          <w:bCs/>
+          <w:sz w:val="44"/>
+          <w:szCs w:val="44"/>
+        </w:rPr>
+        <w:t>Bước 4: Liên kết và Đẩy (Push) lên GitHub</w:t>
+      </w:r>
+    </w:p>
+    <w:p>
+      <w:pPr>
+        <w:numPr>
+          <w:ilvl w:val="0"/>
+          <w:numId w:val="7"/>
+        </w:numPr>
+        <w:rPr>
+          <w:rFonts w:ascii="Times New Roman" w:hAnsi="Times New Roman" w:cs="Times New Roman"/>
+          <w:sz w:val="44"/>
+          <w:szCs w:val="44"/>
+        </w:rPr>
+      </w:pPr>
+      <w:r>
+        <w:rPr>
+          <w:rFonts w:ascii="Times New Roman" w:hAnsi="Times New Roman" w:cs="Times New Roman"/>
+          <w:b/>
+          <w:bCs/>
+          <w:sz w:val="44"/>
+          <w:szCs w:val="44"/>
+        </w:rPr>
+        <w:t>Liên kết với GitHub (Remote):</w:t>
+      </w:r>
+      <w:r>
+        <w:rPr>
+          <w:rFonts w:ascii="Times New Roman" w:hAnsi="Times New Roman" w:cs="Times New Roman"/>
+          <w:sz w:val="44"/>
+          <w:szCs w:val="44"/>
+        </w:rPr>
+        <w:t xml:space="preserve"> (Dán URL Repo bạn đã sao chép ở Bước 1)</w:t>
+      </w:r>
+    </w:p>
+    <w:p>
+      <w:pPr>
+        <w:rPr>
+          <w:rFonts w:ascii="Times New Roman" w:hAnsi="Times New Roman" w:cs="Times New Roman"/>
+          <w:sz w:val="44"/>
+          <w:szCs w:val="44"/>
+        </w:rPr>
+      </w:pPr>
+      <w:r>
+        <w:rPr>
+          <w:rFonts w:ascii="Times New Roman" w:hAnsi="Times New Roman" w:cs="Times New Roman"/>
+          <w:sz w:val="44"/>
+          <w:szCs w:val="44"/>
+        </w:rPr>
+        <w:t>Bash</w:t>
+      </w:r>
+    </w:p>
+    <w:p>
+      <w:pPr>
+        <w:rPr>
+          <w:rFonts w:ascii="Times New Roman" w:hAnsi="Times New Roman" w:cs="Times New Roman"/>
+          <w:sz w:val="44"/>
+          <w:szCs w:val="44"/>
+        </w:rPr>
+      </w:pPr>
+      <w:r>
+        <w:rPr>
+          <w:rFonts w:ascii="Times New Roman" w:hAnsi="Times New Roman" w:cs="Times New Roman"/>
+          <w:sz w:val="44"/>
+          <w:szCs w:val="44"/>
+        </w:rPr>
+        <w:t>git remote add origin &lt;URL_REPO_GITHUB&gt;</w:t>
+      </w:r>
+    </w:p>
+    <w:p>
+      <w:pPr>
+        <w:numPr>
+          <w:ilvl w:val="0"/>
+          <w:numId w:val="7"/>
+        </w:numPr>
+        <w:rPr>
+          <w:rFonts w:ascii="Times New Roman" w:hAnsi="Times New Roman" w:cs="Times New Roman"/>
+          <w:sz w:val="44"/>
+          <w:szCs w:val="44"/>
+        </w:rPr>
+      </w:pPr>
+      <w:r>
+        <w:rPr>
+          <w:rFonts w:ascii="Times New Roman" w:hAnsi="Times New Roman" w:cs="Times New Roman"/>
+          <w:b/>
+          <w:bCs/>
+          <w:sz w:val="44"/>
+          <w:szCs w:val="44"/>
+        </w:rPr>
+        <w:t>Đẩy code lên GitHub:</w:t>
+      </w:r>
+    </w:p>
+    <w:p>
+      <w:pPr>
+        <w:rPr>
+          <w:rFonts w:ascii="Times New Roman" w:hAnsi="Times New Roman" w:cs="Times New Roman"/>
+          <w:sz w:val="44"/>
+          <w:szCs w:val="44"/>
+        </w:rPr>
+      </w:pPr>
+      <w:r>
+        <w:rPr>
+          <w:rFonts w:ascii="Times New Roman" w:hAnsi="Times New Roman" w:cs="Times New Roman"/>
+          <w:sz w:val="44"/>
+          <w:szCs w:val="44"/>
+        </w:rPr>
+        <w:t>Bash</w:t>
+      </w:r>
+    </w:p>
+    <w:p>
+      <w:pPr>
+        <w:rPr>
+          <w:rFonts w:ascii="Times New Roman" w:hAnsi="Times New Roman" w:cs="Times New Roman"/>
+          <w:sz w:val="44"/>
+          <w:szCs w:val="44"/>
+        </w:rPr>
+      </w:pPr>
+      <w:r>
+        <w:rPr>
+          <w:rFonts w:ascii="Times New Roman" w:hAnsi="Times New Roman" w:cs="Times New Roman"/>
+          <w:sz w:val="44"/>
+          <w:szCs w:val="44"/>
+        </w:rPr>
+        <w:t>git push -u origin main</w:t>
+      </w:r>
+    </w:p>
+    <w:p>
+      <w:pPr>
+        <w:rPr>
+          <w:rFonts w:ascii="Times New Roman" w:hAnsi="Times New Roman" w:cs="Times New Roman"/>
+          <w:sz w:val="44"/>
+          <w:szCs w:val="44"/>
+        </w:rPr>
+      </w:pPr>
+      <w:r>
+        <w:rPr>
+          <w:rFonts w:ascii="Times New Roman" w:hAnsi="Times New Roman" w:cs="Times New Roman"/>
+          <w:i/>
+          <w:iCs/>
+          <w:sz w:val="44"/>
+          <w:szCs w:val="44"/>
+        </w:rPr>
+        <w:t>Lần đầu tiên, Git sẽ yêu cầu bạn xác thực qua trình duyệt hoặc nhập Personal Access Token.</w:t>
+      </w:r>
+    </w:p>
+    <w:p>
+      <w:pPr>
+        <w:rPr>
+          <w:rFonts w:ascii="Times New Roman" w:hAnsi="Times New Roman" w:cs="Times New Roman"/>
+          <w:b/>
+          <w:bCs/>
+          <w:sz w:val="44"/>
+          <w:szCs w:val="44"/>
+        </w:rPr>
+      </w:pPr>
+      <w:r>
+        <w:rPr>
+          <w:rFonts w:ascii="Times New Roman" w:hAnsi="Times New Roman" w:cs="Times New Roman"/>
+          <w:b/>
+          <w:bCs/>
+          <w:sz w:val="44"/>
+          <w:szCs w:val="44"/>
+        </w:rPr>
+        <w:t>Bước 5: Nộp Bài và Chia sẻ Link</w:t>
+      </w:r>
+    </w:p>
+    <w:p>
+      <w:pPr>
+        <w:numPr>
+          <w:ilvl w:val="0"/>
+          <w:numId w:val="8"/>
+        </w:numPr>
+        <w:rPr>
+          <w:rFonts w:ascii="Times New Roman" w:hAnsi="Times New Roman" w:cs="Times New Roman"/>
+          <w:sz w:val="44"/>
+          <w:szCs w:val="44"/>
+        </w:rPr>
+      </w:pPr>
+      <w:r>
+        <w:rPr>
+          <w:rFonts w:ascii="Times New Roman" w:hAnsi="Times New Roman" w:cs="Times New Roman"/>
+          <w:sz w:val="44"/>
+          <w:szCs w:val="44"/>
+        </w:rPr>
+        <w:lastRenderedPageBreak/>
+        <w:t>Truy cập lại Repository trên GitHub của bạn.</w:t>
+      </w:r>
+    </w:p>
+    <w:p>
+      <w:pPr>
+        <w:numPr>
+          <w:ilvl w:val="0"/>
+          <w:numId w:val="8"/>
+        </w:numPr>
+        <w:rPr>
+          <w:rFonts w:ascii="Times New Roman" w:hAnsi="Times New Roman" w:cs="Times New Roman"/>
+          <w:sz w:val="44"/>
+          <w:szCs w:val="44"/>
+        </w:rPr>
+      </w:pPr>
+      <w:r>
+        <w:rPr>
+          <w:rFonts w:ascii="Times New Roman" w:hAnsi="Times New Roman" w:cs="Times New Roman"/>
+          <w:sz w:val="44"/>
+          <w:szCs w:val="44"/>
+        </w:rPr>
+        <w:t>Kiểm tra xem tất cả các file bài tập đã xuất hiện đầy đủ chưa.</w:t>
+      </w:r>
+    </w:p>
+    <w:p>
+      <w:pPr>
+        <w:numPr>
+          <w:ilvl w:val="0"/>
+          <w:numId w:val="8"/>
+        </w:numPr>
+        <w:rPr>
+          <w:rFonts w:ascii="Times New Roman" w:hAnsi="Times New Roman" w:cs="Times New Roman"/>
+          <w:sz w:val="44"/>
+          <w:szCs w:val="44"/>
+        </w:rPr>
+      </w:pPr>
+      <w:r>
+        <w:rPr>
+          <w:rFonts w:ascii="Times New Roman" w:hAnsi="Times New Roman" w:cs="Times New Roman"/>
+          <w:b/>
+          <w:bCs/>
+          <w:sz w:val="44"/>
+          <w:szCs w:val="44"/>
+        </w:rPr>
+        <w:t>Sao chép đường link URL của trang Repository đó</w:t>
+      </w:r>
+      <w:r>
+        <w:rPr>
+          <w:rFonts w:ascii="Times New Roman" w:hAnsi="Times New Roman" w:cs="Times New Roman"/>
+          <w:sz w:val="44"/>
+          <w:szCs w:val="44"/>
+        </w:rPr>
+        <w:t xml:space="preserve"> (ví dụ: [https://github.com/username/Assignment-01-Web-Design](https://github.com/username/Assignment-01-Web-Design)).</w:t>
+      </w:r>
+    </w:p>
+    <w:p>
+      <w:pPr>
+        <w:numPr>
+          <w:ilvl w:val="0"/>
+          <w:numId w:val="8"/>
+        </w:numPr>
+        <w:rPr>
+          <w:rFonts w:ascii="Times New Roman" w:hAnsi="Times New Roman" w:cs="Times New Roman"/>
+          <w:sz w:val="44"/>
+          <w:szCs w:val="44"/>
+        </w:rPr>
+      </w:pPr>
+      <w:r>
+        <w:rPr>
+          <w:rFonts w:ascii="Times New Roman" w:hAnsi="Times New Roman" w:cs="Times New Roman"/>
+          <w:sz w:val="44"/>
+          <w:szCs w:val="44"/>
+        </w:rPr>
+        <w:t>Gửi đường link này cho giáo viên qua hệ thống nộp bài theo yêu cầu.</w:t>
+      </w:r>
+    </w:p>
+    <w:p>
+      <w:pPr>
+        <w:rPr>
+          <w:rFonts w:ascii="Times New Roman" w:hAnsi="Times New Roman" w:cs="Times New Roman"/>
+          <w:sz w:val="44"/>
+          <w:szCs w:val="44"/>
+        </w:rPr>
+      </w:pPr>
+      <w:r>
+        <w:rPr>
+          <w:rFonts w:ascii="Times New Roman" w:hAnsi="Times New Roman" w:cs="Times New Roman"/>
+          <w:sz w:val="44"/>
+          <w:szCs w:val="44"/>
+        </w:rPr>
+        <w:t>Quá trình này đảm bảo code của bạn được lưu trữ chuyên nghiệp, có lịch sử theo dõi rõ ràng và giáo viên có thể dễ dàng truy cập.</w:t>
+      </w:r>
+    </w:p>
+    <w:p>
+      <w:pPr>
+        <w:rPr>
+          <w:rFonts w:ascii="Times New Roman" w:hAnsi="Times New Roman" w:cs="Times New Roman"/>
+          <w:sz w:val="44"/>
+          <w:szCs w:val="44"/>
+          <w:lang w:val="vi-VN"/>
+        </w:rPr>
+      </w:pPr>
+    </w:p>
+    <w:p>
+      <w:pPr>
+        <w:rPr>
+          <w:rFonts w:ascii="Times New Roman" w:hAnsi="Times New Roman" w:cs="Times New Roman"/>
+          <w:sz w:val="44"/>
+          <w:szCs w:val="44"/>
+          <w:lang w:val="vi-VN"/>
+        </w:rPr>
+      </w:pPr>
+    </w:p>
     <w:sectPr>
       <w:pgSz w:w="12240" w:h="15840"/>
       <w:pgMar w:top="1440" w:right="1440" w:bottom="1440" w:left="1440" w:header="720" w:footer="720" w:gutter="0"/>
@@ -11,6 +2044,975 @@
     </w:sectPr>
   </w:body>
 </w:document>
+</file>
+
+<file path=word/numbering.xml><?xml version="1.0" encoding="utf-8"?>
+<w:numbering xmlns:wpc="http://schemas.microsoft.com/office/word/2010/wordprocessingCanvas" xmlns:cx="http://schemas.microsoft.com/office/drawing/2014/chartex" xmlns:cx1="http://schemas.microsoft.com/office/drawing/2015/9/8/chartex" xmlns:cx2="http://schemas.microsoft.com/office/drawing/2015/10/21/chartex" xmlns:cx3="http://schemas.microsoft.com/office/drawing/2016/5/9/chartex" xmlns:cx4="http://schemas.microsoft.com/office/drawing/2016/5/10/chartex" xmlns:cx5="http://schemas.microsoft.com/office/drawing/2016/5/11/chartex" xmlns:cx6="http://schemas.microsoft.com/office/drawing/2016/5/12/chartex" xmlns:cx7="http://schemas.microsoft.com/office/drawing/2016/5/13/chartex" xmlns:cx8="http://schemas.microsoft.com/office/drawing/2016/5/14/chartex" xmlns:mc="http://schemas.openxmlformats.org/markup-compatibility/2006" xmlns:aink="http://schemas.microsoft.com/office/drawing/2016/ink" xmlns:am3d="http://schemas.microsoft.com/office/drawing/2017/model3d" xmlns:o="urn:schemas-microsoft-com:office:office" xmlns:oel="http://schemas.microsoft.com/office/2019/extlst" xmlns:r="http://schemas.openxmlformats.org/officeDocument/2006/relationships" xmlns:m="http://schemas.openxmlformats.org/officeDocument/2006/math" xmlns:v="urn:schemas-microsoft-com:vml" xmlns:wp14="http://schemas.microsoft.com/office/word/2010/wordprocessingDrawing" xmlns:wp="http://schemas.openxmlformats.org/drawingml/2006/wordprocessingDrawing" xmlns:w10="urn:schemas-microsoft-com:office:word" xmlns:w="http://schemas.openxmlformats.org/wordprocessingml/2006/main" xmlns:w14="http://schemas.microsoft.com/office/word/2010/wordml" xmlns:w15="http://schemas.microsoft.com/office/word/2012/wordml" xmlns:w16cex="http://schemas.microsoft.com/office/word/2018/wordml/cex" xmlns:w16cid="http://schemas.microsoft.com/office/word/2016/wordml/cid" xmlns:w16="http://schemas.microsoft.com/office/word/2018/wordml" xmlns:w16du="http://schemas.microsoft.com/office/word/2023/wordml/word16du" xmlns:w16sdtdh="http://schemas.microsoft.com/office/word/2020/wordml/sdtdatahash" xmlns:w16sdtfl="http://schemas.microsoft.com/office/word/2024/wordml/sdtformatlock" xmlns:w16se="http://schemas.microsoft.com/office/word/2015/wordml/symex" xmlns:wpg="http://schemas.microsoft.com/office/word/2010/wordprocessingGroup" xmlns:wpi="http://schemas.microsoft.com/office/word/2010/wordprocessingInk" xmlns:wne="http://schemas.microsoft.com/office/word/2006/wordml" xmlns:wps="http://schemas.microsoft.com/office/word/2010/wordprocessingShape" mc:Ignorable="w14 w15 w16se w16cid w16 w16cex w16sdtdh w16sdtfl w16du wp14">
+  <w:abstractNum w:abstractNumId="0" w15:restartNumberingAfterBreak="0">
+    <w:nsid w:val="008352BE"/>
+    <w:multiLevelType w:val="multilevel"/>
+    <w:tmpl w:val="27DED650"/>
+    <w:lvl w:ilvl="0">
+      <w:start w:val="1"/>
+      <w:numFmt w:val="decimal"/>
+      <w:lvlText w:val="%1."/>
+      <w:lvlJc w:val="left"/>
+      <w:pPr>
+        <w:tabs>
+          <w:tab w:val="num" w:pos="720"/>
+        </w:tabs>
+        <w:ind w:left="720" w:hanging="360"/>
+      </w:pPr>
+    </w:lvl>
+    <w:lvl w:ilvl="1" w:tentative="1">
+      <w:start w:val="1"/>
+      <w:numFmt w:val="decimal"/>
+      <w:lvlText w:val="%2."/>
+      <w:lvlJc w:val="left"/>
+      <w:pPr>
+        <w:tabs>
+          <w:tab w:val="num" w:pos="1440"/>
+        </w:tabs>
+        <w:ind w:left="1440" w:hanging="360"/>
+      </w:pPr>
+    </w:lvl>
+    <w:lvl w:ilvl="2" w:tentative="1">
+      <w:start w:val="1"/>
+      <w:numFmt w:val="decimal"/>
+      <w:lvlText w:val="%3."/>
+      <w:lvlJc w:val="left"/>
+      <w:pPr>
+        <w:tabs>
+          <w:tab w:val="num" w:pos="2160"/>
+        </w:tabs>
+        <w:ind w:left="2160" w:hanging="360"/>
+      </w:pPr>
+    </w:lvl>
+    <w:lvl w:ilvl="3" w:tentative="1">
+      <w:start w:val="1"/>
+      <w:numFmt w:val="decimal"/>
+      <w:lvlText w:val="%4."/>
+      <w:lvlJc w:val="left"/>
+      <w:pPr>
+        <w:tabs>
+          <w:tab w:val="num" w:pos="2880"/>
+        </w:tabs>
+        <w:ind w:left="2880" w:hanging="360"/>
+      </w:pPr>
+    </w:lvl>
+    <w:lvl w:ilvl="4" w:tentative="1">
+      <w:start w:val="1"/>
+      <w:numFmt w:val="decimal"/>
+      <w:lvlText w:val="%5."/>
+      <w:lvlJc w:val="left"/>
+      <w:pPr>
+        <w:tabs>
+          <w:tab w:val="num" w:pos="3600"/>
+        </w:tabs>
+        <w:ind w:left="3600" w:hanging="360"/>
+      </w:pPr>
+    </w:lvl>
+    <w:lvl w:ilvl="5" w:tentative="1">
+      <w:start w:val="1"/>
+      <w:numFmt w:val="decimal"/>
+      <w:lvlText w:val="%6."/>
+      <w:lvlJc w:val="left"/>
+      <w:pPr>
+        <w:tabs>
+          <w:tab w:val="num" w:pos="4320"/>
+        </w:tabs>
+        <w:ind w:left="4320" w:hanging="360"/>
+      </w:pPr>
+    </w:lvl>
+    <w:lvl w:ilvl="6" w:tentative="1">
+      <w:start w:val="1"/>
+      <w:numFmt w:val="decimal"/>
+      <w:lvlText w:val="%7."/>
+      <w:lvlJc w:val="left"/>
+      <w:pPr>
+        <w:tabs>
+          <w:tab w:val="num" w:pos="5040"/>
+        </w:tabs>
+        <w:ind w:left="5040" w:hanging="360"/>
+      </w:pPr>
+    </w:lvl>
+    <w:lvl w:ilvl="7" w:tentative="1">
+      <w:start w:val="1"/>
+      <w:numFmt w:val="decimal"/>
+      <w:lvlText w:val="%8."/>
+      <w:lvlJc w:val="left"/>
+      <w:pPr>
+        <w:tabs>
+          <w:tab w:val="num" w:pos="5760"/>
+        </w:tabs>
+        <w:ind w:left="5760" w:hanging="360"/>
+      </w:pPr>
+    </w:lvl>
+    <w:lvl w:ilvl="8" w:tentative="1">
+      <w:start w:val="1"/>
+      <w:numFmt w:val="decimal"/>
+      <w:lvlText w:val="%9."/>
+      <w:lvlJc w:val="left"/>
+      <w:pPr>
+        <w:tabs>
+          <w:tab w:val="num" w:pos="6480"/>
+        </w:tabs>
+        <w:ind w:left="6480" w:hanging="360"/>
+      </w:pPr>
+    </w:lvl>
+  </w:abstractNum>
+  <w:abstractNum w:abstractNumId="1" w15:restartNumberingAfterBreak="0">
+    <w:nsid w:val="156E5EDB"/>
+    <w:multiLevelType w:val="multilevel"/>
+    <w:tmpl w:val="68446322"/>
+    <w:lvl w:ilvl="0">
+      <w:start w:val="1"/>
+      <w:numFmt w:val="bullet"/>
+      <w:lvlText w:val=""/>
+      <w:lvlJc w:val="left"/>
+      <w:pPr>
+        <w:tabs>
+          <w:tab w:val="num" w:pos="720"/>
+        </w:tabs>
+        <w:ind w:left="720" w:hanging="360"/>
+      </w:pPr>
+      <w:rPr>
+        <w:rFonts w:ascii="Symbol" w:hAnsi="Symbol" w:hint="default"/>
+        <w:sz w:val="20"/>
+      </w:rPr>
+    </w:lvl>
+    <w:lvl w:ilvl="1" w:tentative="1">
+      <w:start w:val="1"/>
+      <w:numFmt w:val="bullet"/>
+      <w:lvlText w:val="o"/>
+      <w:lvlJc w:val="left"/>
+      <w:pPr>
+        <w:tabs>
+          <w:tab w:val="num" w:pos="1440"/>
+        </w:tabs>
+        <w:ind w:left="1440" w:hanging="360"/>
+      </w:pPr>
+      <w:rPr>
+        <w:rFonts w:ascii="Courier New" w:hAnsi="Courier New" w:hint="default"/>
+        <w:sz w:val="20"/>
+      </w:rPr>
+    </w:lvl>
+    <w:lvl w:ilvl="2" w:tentative="1">
+      <w:start w:val="1"/>
+      <w:numFmt w:val="bullet"/>
+      <w:lvlText w:val=""/>
+      <w:lvlJc w:val="left"/>
+      <w:pPr>
+        <w:tabs>
+          <w:tab w:val="num" w:pos="2160"/>
+        </w:tabs>
+        <w:ind w:left="2160" w:hanging="360"/>
+      </w:pPr>
+      <w:rPr>
+        <w:rFonts w:ascii="Wingdings" w:hAnsi="Wingdings" w:hint="default"/>
+        <w:sz w:val="20"/>
+      </w:rPr>
+    </w:lvl>
+    <w:lvl w:ilvl="3" w:tentative="1">
+      <w:start w:val="1"/>
+      <w:numFmt w:val="bullet"/>
+      <w:lvlText w:val=""/>
+      <w:lvlJc w:val="left"/>
+      <w:pPr>
+        <w:tabs>
+          <w:tab w:val="num" w:pos="2880"/>
+        </w:tabs>
+        <w:ind w:left="2880" w:hanging="360"/>
+      </w:pPr>
+      <w:rPr>
+        <w:rFonts w:ascii="Wingdings" w:hAnsi="Wingdings" w:hint="default"/>
+        <w:sz w:val="20"/>
+      </w:rPr>
+    </w:lvl>
+    <w:lvl w:ilvl="4" w:tentative="1">
+      <w:start w:val="1"/>
+      <w:numFmt w:val="bullet"/>
+      <w:lvlText w:val=""/>
+      <w:lvlJc w:val="left"/>
+      <w:pPr>
+        <w:tabs>
+          <w:tab w:val="num" w:pos="3600"/>
+        </w:tabs>
+        <w:ind w:left="3600" w:hanging="360"/>
+      </w:pPr>
+      <w:rPr>
+        <w:rFonts w:ascii="Wingdings" w:hAnsi="Wingdings" w:hint="default"/>
+        <w:sz w:val="20"/>
+      </w:rPr>
+    </w:lvl>
+    <w:lvl w:ilvl="5" w:tentative="1">
+      <w:start w:val="1"/>
+      <w:numFmt w:val="bullet"/>
+      <w:lvlText w:val=""/>
+      <w:lvlJc w:val="left"/>
+      <w:pPr>
+        <w:tabs>
+          <w:tab w:val="num" w:pos="4320"/>
+        </w:tabs>
+        <w:ind w:left="4320" w:hanging="360"/>
+      </w:pPr>
+      <w:rPr>
+        <w:rFonts w:ascii="Wingdings" w:hAnsi="Wingdings" w:hint="default"/>
+        <w:sz w:val="20"/>
+      </w:rPr>
+    </w:lvl>
+    <w:lvl w:ilvl="6" w:tentative="1">
+      <w:start w:val="1"/>
+      <w:numFmt w:val="bullet"/>
+      <w:lvlText w:val=""/>
+      <w:lvlJc w:val="left"/>
+      <w:pPr>
+        <w:tabs>
+          <w:tab w:val="num" w:pos="5040"/>
+        </w:tabs>
+        <w:ind w:left="5040" w:hanging="360"/>
+      </w:pPr>
+      <w:rPr>
+        <w:rFonts w:ascii="Wingdings" w:hAnsi="Wingdings" w:hint="default"/>
+        <w:sz w:val="20"/>
+      </w:rPr>
+    </w:lvl>
+    <w:lvl w:ilvl="7" w:tentative="1">
+      <w:start w:val="1"/>
+      <w:numFmt w:val="bullet"/>
+      <w:lvlText w:val=""/>
+      <w:lvlJc w:val="left"/>
+      <w:pPr>
+        <w:tabs>
+          <w:tab w:val="num" w:pos="5760"/>
+        </w:tabs>
+        <w:ind w:left="5760" w:hanging="360"/>
+      </w:pPr>
+      <w:rPr>
+        <w:rFonts w:ascii="Wingdings" w:hAnsi="Wingdings" w:hint="default"/>
+        <w:sz w:val="20"/>
+      </w:rPr>
+    </w:lvl>
+    <w:lvl w:ilvl="8" w:tentative="1">
+      <w:start w:val="1"/>
+      <w:numFmt w:val="bullet"/>
+      <w:lvlText w:val=""/>
+      <w:lvlJc w:val="left"/>
+      <w:pPr>
+        <w:tabs>
+          <w:tab w:val="num" w:pos="6480"/>
+        </w:tabs>
+        <w:ind w:left="6480" w:hanging="360"/>
+      </w:pPr>
+      <w:rPr>
+        <w:rFonts w:ascii="Wingdings" w:hAnsi="Wingdings" w:hint="default"/>
+        <w:sz w:val="20"/>
+      </w:rPr>
+    </w:lvl>
+  </w:abstractNum>
+  <w:abstractNum w:abstractNumId="2" w15:restartNumberingAfterBreak="0">
+    <w:nsid w:val="207E3DF2"/>
+    <w:multiLevelType w:val="multilevel"/>
+    <w:tmpl w:val="4F70FC30"/>
+    <w:lvl w:ilvl="0">
+      <w:start w:val="1"/>
+      <w:numFmt w:val="decimal"/>
+      <w:lvlText w:val="%1."/>
+      <w:lvlJc w:val="left"/>
+      <w:pPr>
+        <w:tabs>
+          <w:tab w:val="num" w:pos="720"/>
+        </w:tabs>
+        <w:ind w:left="720" w:hanging="360"/>
+      </w:pPr>
+    </w:lvl>
+    <w:lvl w:ilvl="1" w:tentative="1">
+      <w:start w:val="1"/>
+      <w:numFmt w:val="decimal"/>
+      <w:lvlText w:val="%2."/>
+      <w:lvlJc w:val="left"/>
+      <w:pPr>
+        <w:tabs>
+          <w:tab w:val="num" w:pos="1440"/>
+        </w:tabs>
+        <w:ind w:left="1440" w:hanging="360"/>
+      </w:pPr>
+    </w:lvl>
+    <w:lvl w:ilvl="2" w:tentative="1">
+      <w:start w:val="1"/>
+      <w:numFmt w:val="decimal"/>
+      <w:lvlText w:val="%3."/>
+      <w:lvlJc w:val="left"/>
+      <w:pPr>
+        <w:tabs>
+          <w:tab w:val="num" w:pos="2160"/>
+        </w:tabs>
+        <w:ind w:left="2160" w:hanging="360"/>
+      </w:pPr>
+    </w:lvl>
+    <w:lvl w:ilvl="3" w:tentative="1">
+      <w:start w:val="1"/>
+      <w:numFmt w:val="decimal"/>
+      <w:lvlText w:val="%4."/>
+      <w:lvlJc w:val="left"/>
+      <w:pPr>
+        <w:tabs>
+          <w:tab w:val="num" w:pos="2880"/>
+        </w:tabs>
+        <w:ind w:left="2880" w:hanging="360"/>
+      </w:pPr>
+    </w:lvl>
+    <w:lvl w:ilvl="4" w:tentative="1">
+      <w:start w:val="1"/>
+      <w:numFmt w:val="decimal"/>
+      <w:lvlText w:val="%5."/>
+      <w:lvlJc w:val="left"/>
+      <w:pPr>
+        <w:tabs>
+          <w:tab w:val="num" w:pos="3600"/>
+        </w:tabs>
+        <w:ind w:left="3600" w:hanging="360"/>
+      </w:pPr>
+    </w:lvl>
+    <w:lvl w:ilvl="5" w:tentative="1">
+      <w:start w:val="1"/>
+      <w:numFmt w:val="decimal"/>
+      <w:lvlText w:val="%6."/>
+      <w:lvlJc w:val="left"/>
+      <w:pPr>
+        <w:tabs>
+          <w:tab w:val="num" w:pos="4320"/>
+        </w:tabs>
+        <w:ind w:left="4320" w:hanging="360"/>
+      </w:pPr>
+    </w:lvl>
+    <w:lvl w:ilvl="6" w:tentative="1">
+      <w:start w:val="1"/>
+      <w:numFmt w:val="decimal"/>
+      <w:lvlText w:val="%7."/>
+      <w:lvlJc w:val="left"/>
+      <w:pPr>
+        <w:tabs>
+          <w:tab w:val="num" w:pos="5040"/>
+        </w:tabs>
+        <w:ind w:left="5040" w:hanging="360"/>
+      </w:pPr>
+    </w:lvl>
+    <w:lvl w:ilvl="7" w:tentative="1">
+      <w:start w:val="1"/>
+      <w:numFmt w:val="decimal"/>
+      <w:lvlText w:val="%8."/>
+      <w:lvlJc w:val="left"/>
+      <w:pPr>
+        <w:tabs>
+          <w:tab w:val="num" w:pos="5760"/>
+        </w:tabs>
+        <w:ind w:left="5760" w:hanging="360"/>
+      </w:pPr>
+    </w:lvl>
+    <w:lvl w:ilvl="8" w:tentative="1">
+      <w:start w:val="1"/>
+      <w:numFmt w:val="decimal"/>
+      <w:lvlText w:val="%9."/>
+      <w:lvlJc w:val="left"/>
+      <w:pPr>
+        <w:tabs>
+          <w:tab w:val="num" w:pos="6480"/>
+        </w:tabs>
+        <w:ind w:left="6480" w:hanging="360"/>
+      </w:pPr>
+    </w:lvl>
+  </w:abstractNum>
+  <w:abstractNum w:abstractNumId="3" w15:restartNumberingAfterBreak="0">
+    <w:nsid w:val="2D38687F"/>
+    <w:multiLevelType w:val="multilevel"/>
+    <w:tmpl w:val="299E06D6"/>
+    <w:lvl w:ilvl="0">
+      <w:start w:val="1"/>
+      <w:numFmt w:val="decimal"/>
+      <w:lvlText w:val="%1."/>
+      <w:lvlJc w:val="left"/>
+      <w:pPr>
+        <w:tabs>
+          <w:tab w:val="num" w:pos="720"/>
+        </w:tabs>
+        <w:ind w:left="720" w:hanging="360"/>
+      </w:pPr>
+    </w:lvl>
+    <w:lvl w:ilvl="1" w:tentative="1">
+      <w:start w:val="1"/>
+      <w:numFmt w:val="decimal"/>
+      <w:lvlText w:val="%2."/>
+      <w:lvlJc w:val="left"/>
+      <w:pPr>
+        <w:tabs>
+          <w:tab w:val="num" w:pos="1440"/>
+        </w:tabs>
+        <w:ind w:left="1440" w:hanging="360"/>
+      </w:pPr>
+    </w:lvl>
+    <w:lvl w:ilvl="2" w:tentative="1">
+      <w:start w:val="1"/>
+      <w:numFmt w:val="decimal"/>
+      <w:lvlText w:val="%3."/>
+      <w:lvlJc w:val="left"/>
+      <w:pPr>
+        <w:tabs>
+          <w:tab w:val="num" w:pos="2160"/>
+        </w:tabs>
+        <w:ind w:left="2160" w:hanging="360"/>
+      </w:pPr>
+    </w:lvl>
+    <w:lvl w:ilvl="3" w:tentative="1">
+      <w:start w:val="1"/>
+      <w:numFmt w:val="decimal"/>
+      <w:lvlText w:val="%4."/>
+      <w:lvlJc w:val="left"/>
+      <w:pPr>
+        <w:tabs>
+          <w:tab w:val="num" w:pos="2880"/>
+        </w:tabs>
+        <w:ind w:left="2880" w:hanging="360"/>
+      </w:pPr>
+    </w:lvl>
+    <w:lvl w:ilvl="4" w:tentative="1">
+      <w:start w:val="1"/>
+      <w:numFmt w:val="decimal"/>
+      <w:lvlText w:val="%5."/>
+      <w:lvlJc w:val="left"/>
+      <w:pPr>
+        <w:tabs>
+          <w:tab w:val="num" w:pos="3600"/>
+        </w:tabs>
+        <w:ind w:left="3600" w:hanging="360"/>
+      </w:pPr>
+    </w:lvl>
+    <w:lvl w:ilvl="5" w:tentative="1">
+      <w:start w:val="1"/>
+      <w:numFmt w:val="decimal"/>
+      <w:lvlText w:val="%6."/>
+      <w:lvlJc w:val="left"/>
+      <w:pPr>
+        <w:tabs>
+          <w:tab w:val="num" w:pos="4320"/>
+        </w:tabs>
+        <w:ind w:left="4320" w:hanging="360"/>
+      </w:pPr>
+    </w:lvl>
+    <w:lvl w:ilvl="6" w:tentative="1">
+      <w:start w:val="1"/>
+      <w:numFmt w:val="decimal"/>
+      <w:lvlText w:val="%7."/>
+      <w:lvlJc w:val="left"/>
+      <w:pPr>
+        <w:tabs>
+          <w:tab w:val="num" w:pos="5040"/>
+        </w:tabs>
+        <w:ind w:left="5040" w:hanging="360"/>
+      </w:pPr>
+    </w:lvl>
+    <w:lvl w:ilvl="7" w:tentative="1">
+      <w:start w:val="1"/>
+      <w:numFmt w:val="decimal"/>
+      <w:lvlText w:val="%8."/>
+      <w:lvlJc w:val="left"/>
+      <w:pPr>
+        <w:tabs>
+          <w:tab w:val="num" w:pos="5760"/>
+        </w:tabs>
+        <w:ind w:left="5760" w:hanging="360"/>
+      </w:pPr>
+    </w:lvl>
+    <w:lvl w:ilvl="8" w:tentative="1">
+      <w:start w:val="1"/>
+      <w:numFmt w:val="decimal"/>
+      <w:lvlText w:val="%9."/>
+      <w:lvlJc w:val="left"/>
+      <w:pPr>
+        <w:tabs>
+          <w:tab w:val="num" w:pos="6480"/>
+        </w:tabs>
+        <w:ind w:left="6480" w:hanging="360"/>
+      </w:pPr>
+    </w:lvl>
+  </w:abstractNum>
+  <w:abstractNum w:abstractNumId="4" w15:restartNumberingAfterBreak="0">
+    <w:nsid w:val="352F02E3"/>
+    <w:multiLevelType w:val="multilevel"/>
+    <w:tmpl w:val="E1C61E94"/>
+    <w:lvl w:ilvl="0">
+      <w:start w:val="1"/>
+      <w:numFmt w:val="decimal"/>
+      <w:lvlText w:val="%1."/>
+      <w:lvlJc w:val="left"/>
+      <w:pPr>
+        <w:tabs>
+          <w:tab w:val="num" w:pos="720"/>
+        </w:tabs>
+        <w:ind w:left="720" w:hanging="360"/>
+      </w:pPr>
+    </w:lvl>
+    <w:lvl w:ilvl="1" w:tentative="1">
+      <w:start w:val="1"/>
+      <w:numFmt w:val="decimal"/>
+      <w:lvlText w:val="%2."/>
+      <w:lvlJc w:val="left"/>
+      <w:pPr>
+        <w:tabs>
+          <w:tab w:val="num" w:pos="1440"/>
+        </w:tabs>
+        <w:ind w:left="1440" w:hanging="360"/>
+      </w:pPr>
+    </w:lvl>
+    <w:lvl w:ilvl="2" w:tentative="1">
+      <w:start w:val="1"/>
+      <w:numFmt w:val="decimal"/>
+      <w:lvlText w:val="%3."/>
+      <w:lvlJc w:val="left"/>
+      <w:pPr>
+        <w:tabs>
+          <w:tab w:val="num" w:pos="2160"/>
+        </w:tabs>
+        <w:ind w:left="2160" w:hanging="360"/>
+      </w:pPr>
+    </w:lvl>
+    <w:lvl w:ilvl="3" w:tentative="1">
+      <w:start w:val="1"/>
+      <w:numFmt w:val="decimal"/>
+      <w:lvlText w:val="%4."/>
+      <w:lvlJc w:val="left"/>
+      <w:pPr>
+        <w:tabs>
+          <w:tab w:val="num" w:pos="2880"/>
+        </w:tabs>
+        <w:ind w:left="2880" w:hanging="360"/>
+      </w:pPr>
+    </w:lvl>
+    <w:lvl w:ilvl="4" w:tentative="1">
+      <w:start w:val="1"/>
+      <w:numFmt w:val="decimal"/>
+      <w:lvlText w:val="%5."/>
+      <w:lvlJc w:val="left"/>
+      <w:pPr>
+        <w:tabs>
+          <w:tab w:val="num" w:pos="3600"/>
+        </w:tabs>
+        <w:ind w:left="3600" w:hanging="360"/>
+      </w:pPr>
+    </w:lvl>
+    <w:lvl w:ilvl="5" w:tentative="1">
+      <w:start w:val="1"/>
+      <w:numFmt w:val="decimal"/>
+      <w:lvlText w:val="%6."/>
+      <w:lvlJc w:val="left"/>
+      <w:pPr>
+        <w:tabs>
+          <w:tab w:val="num" w:pos="4320"/>
+        </w:tabs>
+        <w:ind w:left="4320" w:hanging="360"/>
+      </w:pPr>
+    </w:lvl>
+    <w:lvl w:ilvl="6" w:tentative="1">
+      <w:start w:val="1"/>
+      <w:numFmt w:val="decimal"/>
+      <w:lvlText w:val="%7."/>
+      <w:lvlJc w:val="left"/>
+      <w:pPr>
+        <w:tabs>
+          <w:tab w:val="num" w:pos="5040"/>
+        </w:tabs>
+        <w:ind w:left="5040" w:hanging="360"/>
+      </w:pPr>
+    </w:lvl>
+    <w:lvl w:ilvl="7" w:tentative="1">
+      <w:start w:val="1"/>
+      <w:numFmt w:val="decimal"/>
+      <w:lvlText w:val="%8."/>
+      <w:lvlJc w:val="left"/>
+      <w:pPr>
+        <w:tabs>
+          <w:tab w:val="num" w:pos="5760"/>
+        </w:tabs>
+        <w:ind w:left="5760" w:hanging="360"/>
+      </w:pPr>
+    </w:lvl>
+    <w:lvl w:ilvl="8" w:tentative="1">
+      <w:start w:val="1"/>
+      <w:numFmt w:val="decimal"/>
+      <w:lvlText w:val="%9."/>
+      <w:lvlJc w:val="left"/>
+      <w:pPr>
+        <w:tabs>
+          <w:tab w:val="num" w:pos="6480"/>
+        </w:tabs>
+        <w:ind w:left="6480" w:hanging="360"/>
+      </w:pPr>
+    </w:lvl>
+  </w:abstractNum>
+  <w:abstractNum w:abstractNumId="5" w15:restartNumberingAfterBreak="0">
+    <w:nsid w:val="52C16EC9"/>
+    <w:multiLevelType w:val="multilevel"/>
+    <w:tmpl w:val="DF3EE5E6"/>
+    <w:lvl w:ilvl="0">
+      <w:start w:val="1"/>
+      <w:numFmt w:val="decimal"/>
+      <w:lvlText w:val="%1."/>
+      <w:lvlJc w:val="left"/>
+      <w:pPr>
+        <w:tabs>
+          <w:tab w:val="num" w:pos="720"/>
+        </w:tabs>
+        <w:ind w:left="720" w:hanging="360"/>
+      </w:pPr>
+    </w:lvl>
+    <w:lvl w:ilvl="1" w:tentative="1">
+      <w:start w:val="1"/>
+      <w:numFmt w:val="decimal"/>
+      <w:lvlText w:val="%2."/>
+      <w:lvlJc w:val="left"/>
+      <w:pPr>
+        <w:tabs>
+          <w:tab w:val="num" w:pos="1440"/>
+        </w:tabs>
+        <w:ind w:left="1440" w:hanging="360"/>
+      </w:pPr>
+    </w:lvl>
+    <w:lvl w:ilvl="2" w:tentative="1">
+      <w:start w:val="1"/>
+      <w:numFmt w:val="decimal"/>
+      <w:lvlText w:val="%3."/>
+      <w:lvlJc w:val="left"/>
+      <w:pPr>
+        <w:tabs>
+          <w:tab w:val="num" w:pos="2160"/>
+        </w:tabs>
+        <w:ind w:left="2160" w:hanging="360"/>
+      </w:pPr>
+    </w:lvl>
+    <w:lvl w:ilvl="3" w:tentative="1">
+      <w:start w:val="1"/>
+      <w:numFmt w:val="decimal"/>
+      <w:lvlText w:val="%4."/>
+      <w:lvlJc w:val="left"/>
+      <w:pPr>
+        <w:tabs>
+          <w:tab w:val="num" w:pos="2880"/>
+        </w:tabs>
+        <w:ind w:left="2880" w:hanging="360"/>
+      </w:pPr>
+    </w:lvl>
+    <w:lvl w:ilvl="4" w:tentative="1">
+      <w:start w:val="1"/>
+      <w:numFmt w:val="decimal"/>
+      <w:lvlText w:val="%5."/>
+      <w:lvlJc w:val="left"/>
+      <w:pPr>
+        <w:tabs>
+          <w:tab w:val="num" w:pos="3600"/>
+        </w:tabs>
+        <w:ind w:left="3600" w:hanging="360"/>
+      </w:pPr>
+    </w:lvl>
+    <w:lvl w:ilvl="5" w:tentative="1">
+      <w:start w:val="1"/>
+      <w:numFmt w:val="decimal"/>
+      <w:lvlText w:val="%6."/>
+      <w:lvlJc w:val="left"/>
+      <w:pPr>
+        <w:tabs>
+          <w:tab w:val="num" w:pos="4320"/>
+        </w:tabs>
+        <w:ind w:left="4320" w:hanging="360"/>
+      </w:pPr>
+    </w:lvl>
+    <w:lvl w:ilvl="6" w:tentative="1">
+      <w:start w:val="1"/>
+      <w:numFmt w:val="decimal"/>
+      <w:lvlText w:val="%7."/>
+      <w:lvlJc w:val="left"/>
+      <w:pPr>
+        <w:tabs>
+          <w:tab w:val="num" w:pos="5040"/>
+        </w:tabs>
+        <w:ind w:left="5040" w:hanging="360"/>
+      </w:pPr>
+    </w:lvl>
+    <w:lvl w:ilvl="7" w:tentative="1">
+      <w:start w:val="1"/>
+      <w:numFmt w:val="decimal"/>
+      <w:lvlText w:val="%8."/>
+      <w:lvlJc w:val="left"/>
+      <w:pPr>
+        <w:tabs>
+          <w:tab w:val="num" w:pos="5760"/>
+        </w:tabs>
+        <w:ind w:left="5760" w:hanging="360"/>
+      </w:pPr>
+    </w:lvl>
+    <w:lvl w:ilvl="8" w:tentative="1">
+      <w:start w:val="1"/>
+      <w:numFmt w:val="decimal"/>
+      <w:lvlText w:val="%9."/>
+      <w:lvlJc w:val="left"/>
+      <w:pPr>
+        <w:tabs>
+          <w:tab w:val="num" w:pos="6480"/>
+        </w:tabs>
+        <w:ind w:left="6480" w:hanging="360"/>
+      </w:pPr>
+    </w:lvl>
+  </w:abstractNum>
+  <w:abstractNum w:abstractNumId="6" w15:restartNumberingAfterBreak="0">
+    <w:nsid w:val="53A10EB0"/>
+    <w:multiLevelType w:val="multilevel"/>
+    <w:tmpl w:val="4ABECA68"/>
+    <w:lvl w:ilvl="0">
+      <w:start w:val="1"/>
+      <w:numFmt w:val="decimal"/>
+      <w:lvlText w:val="%1."/>
+      <w:lvlJc w:val="left"/>
+      <w:pPr>
+        <w:tabs>
+          <w:tab w:val="num" w:pos="720"/>
+        </w:tabs>
+        <w:ind w:left="720" w:hanging="360"/>
+      </w:pPr>
+    </w:lvl>
+    <w:lvl w:ilvl="1" w:tentative="1">
+      <w:start w:val="1"/>
+      <w:numFmt w:val="decimal"/>
+      <w:lvlText w:val="%2."/>
+      <w:lvlJc w:val="left"/>
+      <w:pPr>
+        <w:tabs>
+          <w:tab w:val="num" w:pos="1440"/>
+        </w:tabs>
+        <w:ind w:left="1440" w:hanging="360"/>
+      </w:pPr>
+    </w:lvl>
+    <w:lvl w:ilvl="2" w:tentative="1">
+      <w:start w:val="1"/>
+      <w:numFmt w:val="decimal"/>
+      <w:lvlText w:val="%3."/>
+      <w:lvlJc w:val="left"/>
+      <w:pPr>
+        <w:tabs>
+          <w:tab w:val="num" w:pos="2160"/>
+        </w:tabs>
+        <w:ind w:left="2160" w:hanging="360"/>
+      </w:pPr>
+    </w:lvl>
+    <w:lvl w:ilvl="3" w:tentative="1">
+      <w:start w:val="1"/>
+      <w:numFmt w:val="decimal"/>
+      <w:lvlText w:val="%4."/>
+      <w:lvlJc w:val="left"/>
+      <w:pPr>
+        <w:tabs>
+          <w:tab w:val="num" w:pos="2880"/>
+        </w:tabs>
+        <w:ind w:left="2880" w:hanging="360"/>
+      </w:pPr>
+    </w:lvl>
+    <w:lvl w:ilvl="4" w:tentative="1">
+      <w:start w:val="1"/>
+      <w:numFmt w:val="decimal"/>
+      <w:lvlText w:val="%5."/>
+      <w:lvlJc w:val="left"/>
+      <w:pPr>
+        <w:tabs>
+          <w:tab w:val="num" w:pos="3600"/>
+        </w:tabs>
+        <w:ind w:left="3600" w:hanging="360"/>
+      </w:pPr>
+    </w:lvl>
+    <w:lvl w:ilvl="5" w:tentative="1">
+      <w:start w:val="1"/>
+      <w:numFmt w:val="decimal"/>
+      <w:lvlText w:val="%6."/>
+      <w:lvlJc w:val="left"/>
+      <w:pPr>
+        <w:tabs>
+          <w:tab w:val="num" w:pos="4320"/>
+        </w:tabs>
+        <w:ind w:left="4320" w:hanging="360"/>
+      </w:pPr>
+    </w:lvl>
+    <w:lvl w:ilvl="6" w:tentative="1">
+      <w:start w:val="1"/>
+      <w:numFmt w:val="decimal"/>
+      <w:lvlText w:val="%7."/>
+      <w:lvlJc w:val="left"/>
+      <w:pPr>
+        <w:tabs>
+          <w:tab w:val="num" w:pos="5040"/>
+        </w:tabs>
+        <w:ind w:left="5040" w:hanging="360"/>
+      </w:pPr>
+    </w:lvl>
+    <w:lvl w:ilvl="7" w:tentative="1">
+      <w:start w:val="1"/>
+      <w:numFmt w:val="decimal"/>
+      <w:lvlText w:val="%8."/>
+      <w:lvlJc w:val="left"/>
+      <w:pPr>
+        <w:tabs>
+          <w:tab w:val="num" w:pos="5760"/>
+        </w:tabs>
+        <w:ind w:left="5760" w:hanging="360"/>
+      </w:pPr>
+    </w:lvl>
+    <w:lvl w:ilvl="8" w:tentative="1">
+      <w:start w:val="1"/>
+      <w:numFmt w:val="decimal"/>
+      <w:lvlText w:val="%9."/>
+      <w:lvlJc w:val="left"/>
+      <w:pPr>
+        <w:tabs>
+          <w:tab w:val="num" w:pos="6480"/>
+        </w:tabs>
+        <w:ind w:left="6480" w:hanging="360"/>
+      </w:pPr>
+    </w:lvl>
+  </w:abstractNum>
+  <w:abstractNum w:abstractNumId="7" w15:restartNumberingAfterBreak="0">
+    <w:nsid w:val="70C57E96"/>
+    <w:multiLevelType w:val="multilevel"/>
+    <w:tmpl w:val="2E8C19D0"/>
+    <w:lvl w:ilvl="0">
+      <w:start w:val="1"/>
+      <w:numFmt w:val="decimal"/>
+      <w:lvlText w:val="%1."/>
+      <w:lvlJc w:val="left"/>
+      <w:pPr>
+        <w:tabs>
+          <w:tab w:val="num" w:pos="720"/>
+        </w:tabs>
+        <w:ind w:left="720" w:hanging="360"/>
+      </w:pPr>
+    </w:lvl>
+    <w:lvl w:ilvl="1" w:tentative="1">
+      <w:start w:val="1"/>
+      <w:numFmt w:val="decimal"/>
+      <w:lvlText w:val="%2."/>
+      <w:lvlJc w:val="left"/>
+      <w:pPr>
+        <w:tabs>
+          <w:tab w:val="num" w:pos="1440"/>
+        </w:tabs>
+        <w:ind w:left="1440" w:hanging="360"/>
+      </w:pPr>
+    </w:lvl>
+    <w:lvl w:ilvl="2" w:tentative="1">
+      <w:start w:val="1"/>
+      <w:numFmt w:val="decimal"/>
+      <w:lvlText w:val="%3."/>
+      <w:lvlJc w:val="left"/>
+      <w:pPr>
+        <w:tabs>
+          <w:tab w:val="num" w:pos="2160"/>
+        </w:tabs>
+        <w:ind w:left="2160" w:hanging="360"/>
+      </w:pPr>
+    </w:lvl>
+    <w:lvl w:ilvl="3" w:tentative="1">
+      <w:start w:val="1"/>
+      <w:numFmt w:val="decimal"/>
+      <w:lvlText w:val="%4."/>
+      <w:lvlJc w:val="left"/>
+      <w:pPr>
+        <w:tabs>
+          <w:tab w:val="num" w:pos="2880"/>
+        </w:tabs>
+        <w:ind w:left="2880" w:hanging="360"/>
+      </w:pPr>
+    </w:lvl>
+    <w:lvl w:ilvl="4" w:tentative="1">
+      <w:start w:val="1"/>
+      <w:numFmt w:val="decimal"/>
+      <w:lvlText w:val="%5."/>
+      <w:lvlJc w:val="left"/>
+      <w:pPr>
+        <w:tabs>
+          <w:tab w:val="num" w:pos="3600"/>
+        </w:tabs>
+        <w:ind w:left="3600" w:hanging="360"/>
+      </w:pPr>
+    </w:lvl>
+    <w:lvl w:ilvl="5" w:tentative="1">
+      <w:start w:val="1"/>
+      <w:numFmt w:val="decimal"/>
+      <w:lvlText w:val="%6."/>
+      <w:lvlJc w:val="left"/>
+      <w:pPr>
+        <w:tabs>
+          <w:tab w:val="num" w:pos="4320"/>
+        </w:tabs>
+        <w:ind w:left="4320" w:hanging="360"/>
+      </w:pPr>
+    </w:lvl>
+    <w:lvl w:ilvl="6" w:tentative="1">
+      <w:start w:val="1"/>
+      <w:numFmt w:val="decimal"/>
+      <w:lvlText w:val="%7."/>
+      <w:lvlJc w:val="left"/>
+      <w:pPr>
+        <w:tabs>
+          <w:tab w:val="num" w:pos="5040"/>
+        </w:tabs>
+        <w:ind w:left="5040" w:hanging="360"/>
+      </w:pPr>
+    </w:lvl>
+    <w:lvl w:ilvl="7" w:tentative="1">
+      <w:start w:val="1"/>
+      <w:numFmt w:val="decimal"/>
+      <w:lvlText w:val="%8."/>
+      <w:lvlJc w:val="left"/>
+      <w:pPr>
+        <w:tabs>
+          <w:tab w:val="num" w:pos="5760"/>
+        </w:tabs>
+        <w:ind w:left="5760" w:hanging="360"/>
+      </w:pPr>
+    </w:lvl>
+    <w:lvl w:ilvl="8" w:tentative="1">
+      <w:start w:val="1"/>
+      <w:numFmt w:val="decimal"/>
+      <w:lvlText w:val="%9."/>
+      <w:lvlJc w:val="left"/>
+      <w:pPr>
+        <w:tabs>
+          <w:tab w:val="num" w:pos="6480"/>
+        </w:tabs>
+        <w:ind w:left="6480" w:hanging="360"/>
+      </w:pPr>
+    </w:lvl>
+  </w:abstractNum>
+  <w:num w:numId="1" w16cid:durableId="1297686963">
+    <w:abstractNumId w:val="3"/>
+  </w:num>
+  <w:num w:numId="2" w16cid:durableId="1190024637">
+    <w:abstractNumId w:val="1"/>
+  </w:num>
+  <w:num w:numId="3" w16cid:durableId="1028599119">
+    <w:abstractNumId w:val="0"/>
+  </w:num>
+  <w:num w:numId="4" w16cid:durableId="1654873930">
+    <w:abstractNumId w:val="7"/>
+  </w:num>
+  <w:num w:numId="5" w16cid:durableId="723723264">
+    <w:abstractNumId w:val="5"/>
+  </w:num>
+  <w:num w:numId="6" w16cid:durableId="999890095">
+    <w:abstractNumId w:val="6"/>
+  </w:num>
+  <w:num w:numId="7" w16cid:durableId="827477268">
+    <w:abstractNumId w:val="2"/>
+  </w:num>
+  <w:num w:numId="8" w16cid:durableId="934092812">
+    <w:abstractNumId w:val="4"/>
+  </w:num>
+</w:numbering>
 </file>
 
 <file path=word/styles.xml><?xml version="1.0" encoding="utf-8"?>
@@ -616,7 +3618,6 @@
   <w:style w:type="character" w:default="1" w:styleId="DefaultParagraphFont">
     <w:name w:val="Default Paragraph Font"/>
     <w:uiPriority w:val="1"/>
-    <w:semiHidden/>
     <w:unhideWhenUsed/>
   </w:style>
   <w:style w:type="table" w:default="1" w:styleId="TableNormal">
